--- a/docs/tests/docx/G13-document-management-tests.docx
+++ b/docs/tests/docx/G13-document-management-tests.docx
@@ -292,7 +292,7 @@
               <w:rPr>
                 <w:sz w:val="18"/>
               </w:rPr>
-              <w:t>90 (TC-G13-001 … TC-G13-090)</w:t>
+              <w:t>122 (TC-G13-001 … TC-G13-122; includes 12 RECON v3.2 letter/config/acknowledgement cases TC-G13-111 … TC-G13-122)</w:t>
             </w:r>
           </w:p>
         </w:tc>
@@ -11969,6 +11969,2988 @@
     </w:p>
     <w:p>
       <w:pPr>
+        <w:pStyle w:val="Heading3"/>
+      </w:pPr>
+      <w:r>
+        <w:rPr>
+          <w:b/>
+          <w:color w:val="2E5B9E"/>
+          <w:sz w:val="26"/>
+        </w:rPr>
+        <w:t>RECON v3.2 — Letter/document config, letter generation &amp; acknowledgements</w:t>
+      </w:r>
+    </w:p>
+    <w:p>
+      <w:pPr>
+        <w:pStyle w:val="IntenseQuote"/>
+      </w:pPr>
+      <w:r>
+        <w:t>Covers the v3.2 field-reconciliation additions (BRD §5.2 E27–E36; SQL Sections F/G): tenant config masters</w:t>
+      </w:r>
+    </w:p>
+    <w:p>
+      <w:pPr>
+        <w:pStyle w:val="IntenseQuote"/>
+      </w:pPr>
+      <w:r>
+        <w:t>(</w:t>
+      </w:r>
+      <w:r>
+        <w:rPr>
+          <w:rFonts w:ascii="Consolas" w:hAnsi="Consolas"/>
+          <w:sz w:val="20"/>
+        </w:rPr>
+        <w:t>document_categories</w:t>
+      </w:r>
+      <w:r>
+        <w:t xml:space="preserve"> + </w:t>
+      </w:r>
+      <w:r>
+        <w:rPr>
+          <w:rFonts w:ascii="Consolas" w:hAnsi="Consolas"/>
+          <w:sz w:val="20"/>
+        </w:rPr>
+        <w:t>document_category_profile_fields</w:t>
+      </w:r>
+      <w:r>
+        <w:t xml:space="preserve">, </w:t>
+      </w:r>
+      <w:r>
+        <w:rPr>
+          <w:rFonts w:ascii="Consolas" w:hAnsi="Consolas"/>
+          <w:sz w:val="20"/>
+        </w:rPr>
+        <w:t>merge_field_catalog</w:t>
+      </w:r>
+      <w:r>
+        <w:t>), the letter-generation queue</w:t>
+      </w:r>
+    </w:p>
+    <w:p>
+      <w:pPr>
+        <w:pStyle w:val="IntenseQuote"/>
+      </w:pPr>
+      <w:r>
+        <w:t>(</w:t>
+      </w:r>
+      <w:r>
+        <w:rPr>
+          <w:rFonts w:ascii="Consolas" w:hAnsi="Consolas"/>
+          <w:sz w:val="20"/>
+        </w:rPr>
+        <w:t>letter_generation_requests</w:t>
+      </w:r>
+      <w:r>
+        <w:t xml:space="preserve">, </w:t>
+      </w:r>
+      <w:r>
+        <w:rPr>
+          <w:rFonts w:ascii="Consolas" w:hAnsi="Consolas"/>
+          <w:sz w:val="20"/>
+        </w:rPr>
+        <w:t>bulk_letter_jobs</w:t>
+      </w:r>
+      <w:r>
+        <w:t>) and the policy-acknowledgement surface</w:t>
+      </w:r>
+    </w:p>
+    <w:p>
+      <w:pPr>
+        <w:pStyle w:val="IntenseQuote"/>
+      </w:pPr>
+      <w:r>
+        <w:t>(</w:t>
+      </w:r>
+      <w:r>
+        <w:rPr>
+          <w:rFonts w:ascii="Consolas" w:hAnsi="Consolas"/>
+          <w:sz w:val="20"/>
+        </w:rPr>
+        <w:t>acknowledgement_campaigns</w:t>
+      </w:r>
+      <w:r>
+        <w:t xml:space="preserve">, </w:t>
+      </w:r>
+      <w:r>
+        <w:rPr>
+          <w:rFonts w:ascii="Consolas" w:hAnsi="Consolas"/>
+          <w:sz w:val="20"/>
+        </w:rPr>
+        <w:t>document_acknowledgements</w:t>
+      </w:r>
+      <w:r>
+        <w:t>). All rows are tenant-scoped (</w:t>
+      </w:r>
+      <w:r>
+        <w:rPr>
+          <w:rFonts w:ascii="Consolas" w:hAnsi="Consolas"/>
+          <w:sz w:val="20"/>
+        </w:rPr>
+        <w:t>TEN-A</w:t>
+      </w:r>
+      <w:r>
+        <w:t>/</w:t>
+      </w:r>
+      <w:r>
+        <w:rPr>
+          <w:rFonts w:ascii="Consolas" w:hAnsi="Consolas"/>
+          <w:sz w:val="20"/>
+        </w:rPr>
+        <w:t>ENT-A1</w:t>
+      </w:r>
+      <w:r>
+        <w:t>).</w:t>
+      </w:r>
+    </w:p>
+    <w:p>
+      <w:pPr>
+        <w:pStyle w:val="IntenseQuote"/>
+      </w:pPr>
+      <w:r>
+        <w:t xml:space="preserve">New seed refs: category </w:t>
+      </w:r>
+      <w:r>
+        <w:rPr>
+          <w:rFonts w:ascii="Consolas" w:hAnsi="Consolas"/>
+          <w:sz w:val="20"/>
+        </w:rPr>
+        <w:t>cat-doccat3</w:t>
+      </w:r>
+      <w:r>
+        <w:t xml:space="preserve"> (DOCCAT_3, "Education and Training Certificates"); merge fields</w:t>
+      </w:r>
+    </w:p>
+    <w:p>
+      <w:pPr>
+        <w:pStyle w:val="IntenseQuote"/>
+      </w:pPr>
+      <w:r>
+        <w:rPr>
+          <w:rFonts w:ascii="Consolas" w:hAnsi="Consolas"/>
+          <w:sz w:val="20"/>
+        </w:rPr>
+        <w:t>LETTER_SERIAL_NO</w:t>
+      </w:r>
+      <w:r>
+        <w:t xml:space="preserve"> (SYSTEM), </w:t>
+      </w:r>
+      <w:r>
+        <w:rPr>
+          <w:rFonts w:ascii="Consolas" w:hAnsi="Consolas"/>
+          <w:sz w:val="20"/>
+        </w:rPr>
+        <w:t>L1_MANAGER_NAME</w:t>
+      </w:r>
+      <w:r>
+        <w:t xml:space="preserve"> (M01_EMPLOYEE_MASTER), </w:t>
+      </w:r>
+      <w:r>
+        <w:rPr>
+          <w:rFonts w:ascii="Consolas" w:hAnsi="Consolas"/>
+          <w:sz w:val="20"/>
+        </w:rPr>
+        <w:t>CURRENT_ANNUAL_CTC</w:t>
+      </w:r>
+      <w:r>
+        <w:t xml:space="preserve"> (M06_PAYROLL);</w:t>
+      </w:r>
+    </w:p>
+    <w:p>
+      <w:pPr>
+        <w:pStyle w:val="IntenseQuote"/>
+      </w:pPr>
+      <w:r>
+        <w:t xml:space="preserve">letter type "Relieving Letter" on type </w:t>
+      </w:r>
+      <w:r>
+        <w:rPr>
+          <w:rFonts w:ascii="Consolas" w:hAnsi="Consolas"/>
+          <w:sz w:val="20"/>
+        </w:rPr>
+        <w:t>PPO</w:t>
+      </w:r>
+      <w:r>
+        <w:t xml:space="preserve"> (sig allowed </w:t>
+      </w:r>
+      <w:r>
+        <w:rPr>
+          <w:rFonts w:ascii="Consolas" w:hAnsi="Consolas"/>
+          <w:sz w:val="20"/>
+        </w:rPr>
+        <w:t>{DSC_TOKEN, AADHAAR_ESIGN}</w:t>
+      </w:r>
+      <w:r>
+        <w:t>); campaign</w:t>
+      </w:r>
+    </w:p>
+    <w:p>
+      <w:pPr>
+        <w:pStyle w:val="IntenseQuote"/>
+      </w:pPr>
+      <w:r>
+        <w:rPr>
+          <w:rFonts w:ascii="Consolas" w:hAnsi="Consolas"/>
+          <w:sz w:val="20"/>
+        </w:rPr>
+        <w:t>camp-coc-2026</w:t>
+      </w:r>
+      <w:r>
+        <w:t xml:space="preserve"> ("Code of Conduct 2026", version 42) with assignments to </w:t>
+      </w:r>
+      <w:r>
+        <w:rPr>
+          <w:rFonts w:ascii="Consolas" w:hAnsi="Consolas"/>
+          <w:sz w:val="20"/>
+        </w:rPr>
+        <w:t>EMP-3001</w:t>
+      </w:r>
+      <w:r>
+        <w:t xml:space="preserve"> (self) and </w:t>
+      </w:r>
+      <w:r>
+        <w:rPr>
+          <w:rFonts w:ascii="Consolas" w:hAnsi="Consolas"/>
+          <w:sz w:val="20"/>
+        </w:rPr>
+        <w:t>EMP-3002</w:t>
+      </w:r>
+      <w:r>
+        <w:t>.</w:t>
+      </w:r>
+    </w:p>
+    <w:p>
+      <w:r>
+        <w:rPr>
+          <w:b/>
+        </w:rPr>
+        <w:t>TC-G13-111</w:t>
+      </w:r>
+      <w:r>
+        <w:t xml:space="preserve"> · Traces-to: FR-G13-002 (RECON </w:t>
+      </w:r>
+      <w:r>
+        <w:rPr>
+          <w:rFonts w:ascii="Consolas" w:hAnsi="Consolas"/>
+          <w:sz w:val="20"/>
+        </w:rPr>
+        <w:t>document_categories</w:t>
+      </w:r>
+      <w:r>
+        <w:t>/</w:t>
+      </w:r>
+      <w:r>
+        <w:rPr>
+          <w:rFonts w:ascii="Consolas" w:hAnsi="Consolas"/>
+          <w:sz w:val="20"/>
+        </w:rPr>
+        <w:t>document_category_profile_fields</w:t>
+      </w:r>
+      <w:r>
+        <w:t>) · Type: Functional · Priority: P2</w:t>
+      </w:r>
+    </w:p>
+    <w:p>
+      <w:r>
+        <w:rPr>
+          <w:b/>
+        </w:rPr>
+        <w:t>Title:</w:t>
+      </w:r>
+      <w:r>
+        <w:t xml:space="preserve"> Configure a document category and link an employee-profile field</w:t>
+      </w:r>
+    </w:p>
+    <w:p>
+      <w:r>
+        <w:rPr>
+          <w:b/>
+        </w:rPr>
+        <w:t>Preconditions:</w:t>
+      </w:r>
+      <w:r>
+        <w:t xml:space="preserve"> </w:t>
+      </w:r>
+      <w:r>
+        <w:rPr>
+          <w:rFonts w:ascii="Consolas" w:hAnsi="Consolas"/>
+          <w:sz w:val="20"/>
+        </w:rPr>
+        <w:t>LIB-1</w:t>
+      </w:r>
+      <w:r>
+        <w:t xml:space="preserve"> authenticated in </w:t>
+      </w:r>
+      <w:r>
+        <w:rPr>
+          <w:rFonts w:ascii="Consolas" w:hAnsi="Consolas"/>
+          <w:sz w:val="20"/>
+        </w:rPr>
+        <w:t>TEN-A</w:t>
+      </w:r>
+      <w:r>
+        <w:t>.</w:t>
+      </w:r>
+    </w:p>
+    <w:p>
+      <w:r>
+        <w:rPr>
+          <w:b/>
+        </w:rPr>
+        <w:t>Test data:</w:t>
+      </w:r>
+      <w:r>
+        <w:t xml:space="preserve"> </w:t>
+      </w:r>
+      <w:r>
+        <w:rPr>
+          <w:rFonts w:ascii="Consolas" w:hAnsi="Consolas"/>
+          <w:sz w:val="20"/>
+        </w:rPr>
+        <w:t>POST /document-categories</w:t>
+      </w:r>
+      <w:r>
+        <w:t xml:space="preserve"> </w:t>
+      </w:r>
+      <w:r>
+        <w:rPr>
+          <w:rFonts w:ascii="Consolas" w:hAnsi="Consolas"/>
+          <w:sz w:val="20"/>
+        </w:rPr>
+        <w:t>{ categoryCode:"DOCCAT_9", name:"Health Records", status:"ACTIVE" }</w:t>
+      </w:r>
+      <w:r>
+        <w:t xml:space="preserve">, </w:t>
+      </w:r>
+      <w:r>
+        <w:rPr>
+          <w:rFonts w:ascii="Consolas" w:hAnsi="Consolas"/>
+          <w:sz w:val="20"/>
+        </w:rPr>
+        <w:t>Idempotency-Key: K-cat-9</w:t>
+      </w:r>
+      <w:r>
+        <w:t xml:space="preserve">; then </w:t>
+      </w:r>
+      <w:r>
+        <w:rPr>
+          <w:rFonts w:ascii="Consolas" w:hAnsi="Consolas"/>
+          <w:sz w:val="20"/>
+        </w:rPr>
+        <w:t>POST /document-categories/{id}/profile-fields</w:t>
+      </w:r>
+      <w:r>
+        <w:t xml:space="preserve"> </w:t>
+      </w:r>
+      <w:r>
+        <w:rPr>
+          <w:rFonts w:ascii="Consolas" w:hAnsi="Consolas"/>
+          <w:sz w:val="20"/>
+        </w:rPr>
+        <w:t>{ profileFieldKey:"bank_aadhar_img", displayOrder:1 }</w:t>
+      </w:r>
+      <w:r>
+        <w:t>.</w:t>
+      </w:r>
+    </w:p>
+    <w:p>
+      <w:r>
+        <w:rPr>
+          <w:b/>
+        </w:rPr>
+        <w:t>Steps:</w:t>
+      </w:r>
+      <w:r>
+        <w:t xml:space="preserve"> 1) POST the category. 2) POST the profile-field link on the returned id. 3) </w:t>
+      </w:r>
+      <w:r>
+        <w:rPr>
+          <w:rFonts w:ascii="Consolas" w:hAnsi="Consolas"/>
+          <w:sz w:val="20"/>
+        </w:rPr>
+        <w:t>GET /document-categories/{id}/profile-fields</w:t>
+      </w:r>
+      <w:r>
+        <w:t>.</w:t>
+      </w:r>
+    </w:p>
+    <w:p>
+      <w:r>
+        <w:rPr>
+          <w:b/>
+        </w:rPr>
+        <w:t>Expected:</w:t>
+      </w:r>
+      <w:r>
+        <w:t xml:space="preserve"> category </w:t>
+      </w:r>
+      <w:r>
+        <w:rPr>
+          <w:rFonts w:ascii="Consolas" w:hAnsi="Consolas"/>
+          <w:sz w:val="20"/>
+        </w:rPr>
+        <w:t>201</w:t>
+      </w:r>
+      <w:r>
+        <w:t xml:space="preserve"> with </w:t>
+      </w:r>
+      <w:r>
+        <w:rPr>
+          <w:rFonts w:ascii="Consolas" w:hAnsi="Consolas"/>
+          <w:sz w:val="20"/>
+        </w:rPr>
+        <w:t>id</w:t>
+      </w:r>
+      <w:r>
+        <w:t xml:space="preserve">, </w:t>
+      </w:r>
+      <w:r>
+        <w:rPr>
+          <w:rFonts w:ascii="Consolas" w:hAnsi="Consolas"/>
+          <w:sz w:val="20"/>
+        </w:rPr>
+        <w:t>categoryCode="DOCCAT_9"</w:t>
+      </w:r>
+      <w:r>
+        <w:t xml:space="preserve">, </w:t>
+      </w:r>
+      <w:r>
+        <w:rPr>
+          <w:rFonts w:ascii="Consolas" w:hAnsi="Consolas"/>
+          <w:sz w:val="20"/>
+        </w:rPr>
+        <w:t>status="ACTIVE"</w:t>
+      </w:r>
+      <w:r>
+        <w:t xml:space="preserve">, </w:t>
+      </w:r>
+      <w:r>
+        <w:rPr>
+          <w:rFonts w:ascii="Consolas" w:hAnsi="Consolas"/>
+          <w:sz w:val="20"/>
+        </w:rPr>
+        <w:t>X-Correlation-Id</w:t>
+      </w:r>
+      <w:r>
+        <w:t xml:space="preserve">; link </w:t>
+      </w:r>
+      <w:r>
+        <w:rPr>
+          <w:rFonts w:ascii="Consolas" w:hAnsi="Consolas"/>
+          <w:sz w:val="20"/>
+        </w:rPr>
+        <w:t>201</w:t>
+      </w:r>
+      <w:r>
+        <w:t xml:space="preserve"> with </w:t>
+      </w:r>
+      <w:r>
+        <w:rPr>
+          <w:rFonts w:ascii="Consolas" w:hAnsi="Consolas"/>
+          <w:sz w:val="20"/>
+        </w:rPr>
+        <w:t>profileFieldKey="bank_aadhar_img"</w:t>
+      </w:r>
+      <w:r>
+        <w:t xml:space="preserve">, </w:t>
+      </w:r>
+      <w:r>
+        <w:rPr>
+          <w:rFonts w:ascii="Consolas" w:hAnsi="Consolas"/>
+          <w:sz w:val="20"/>
+        </w:rPr>
+        <w:t>displayOrder=1</w:t>
+      </w:r>
+      <w:r>
+        <w:t xml:space="preserve">; list returns exactly one link (display-order ascending). Rows carry non-null </w:t>
+      </w:r>
+      <w:r>
+        <w:rPr>
+          <w:rFonts w:ascii="Consolas" w:hAnsi="Consolas"/>
+          <w:sz w:val="20"/>
+        </w:rPr>
+        <w:t>tenant_id</w:t>
+      </w:r>
+      <w:r>
+        <w:t>/</w:t>
+      </w:r>
+      <w:r>
+        <w:rPr>
+          <w:rFonts w:ascii="Consolas" w:hAnsi="Consolas"/>
+          <w:sz w:val="20"/>
+        </w:rPr>
+        <w:t>entity_id</w:t>
+      </w:r>
+      <w:r>
+        <w:t>.</w:t>
+      </w:r>
+    </w:p>
+    <w:p>
+      <w:r>
+        <w:rPr>
+          <w:b/>
+        </w:rPr>
+        <w:t>TC-G13-112</w:t>
+      </w:r>
+      <w:r>
+        <w:t xml:space="preserve"> · Traces-to: FR-G13-002 (RECON, </w:t>
+      </w:r>
+      <w:r>
+        <w:rPr>
+          <w:rFonts w:ascii="Consolas" w:hAnsi="Consolas"/>
+          <w:sz w:val="20"/>
+        </w:rPr>
+        <w:t>UNIQUE (tenant_id, category_code)</w:t>
+      </w:r>
+      <w:r>
+        <w:t>) · Type: Negative · Priority: P2</w:t>
+      </w:r>
+    </w:p>
+    <w:p>
+      <w:r>
+        <w:rPr>
+          <w:b/>
+        </w:rPr>
+        <w:t>Title:</w:t>
+      </w:r>
+      <w:r>
+        <w:t xml:space="preserve"> Duplicate category_code rejected within a tenant</w:t>
+      </w:r>
+    </w:p>
+    <w:p>
+      <w:r>
+        <w:rPr>
+          <w:b/>
+        </w:rPr>
+        <w:t>Preconditions:</w:t>
+      </w:r>
+      <w:r>
+        <w:t xml:space="preserve"> </w:t>
+      </w:r>
+      <w:r>
+        <w:rPr>
+          <w:rFonts w:ascii="Consolas" w:hAnsi="Consolas"/>
+          <w:sz w:val="20"/>
+        </w:rPr>
+        <w:t>DOCCAT_3</w:t>
+      </w:r>
+      <w:r>
+        <w:t xml:space="preserve"> already exists in </w:t>
+      </w:r>
+      <w:r>
+        <w:rPr>
+          <w:rFonts w:ascii="Consolas" w:hAnsi="Consolas"/>
+          <w:sz w:val="20"/>
+        </w:rPr>
+        <w:t>TEN-A</w:t>
+      </w:r>
+      <w:r>
+        <w:t xml:space="preserve"> (</w:t>
+      </w:r>
+      <w:r>
+        <w:rPr>
+          <w:rFonts w:ascii="Consolas" w:hAnsi="Consolas"/>
+          <w:sz w:val="20"/>
+        </w:rPr>
+        <w:t>cat-doccat3</w:t>
+      </w:r>
+      <w:r>
+        <w:t>).</w:t>
+      </w:r>
+    </w:p>
+    <w:p>
+      <w:r>
+        <w:rPr>
+          <w:b/>
+        </w:rPr>
+        <w:t>Test data:</w:t>
+      </w:r>
+      <w:r>
+        <w:t xml:space="preserve"> </w:t>
+      </w:r>
+      <w:r>
+        <w:rPr>
+          <w:rFonts w:ascii="Consolas" w:hAnsi="Consolas"/>
+          <w:sz w:val="20"/>
+        </w:rPr>
+        <w:t>POST /document-categories</w:t>
+      </w:r>
+      <w:r>
+        <w:t xml:space="preserve"> </w:t>
+      </w:r>
+      <w:r>
+        <w:rPr>
+          <w:rFonts w:ascii="Consolas" w:hAnsi="Consolas"/>
+          <w:sz w:val="20"/>
+        </w:rPr>
+        <w:t>{ categoryCode:"DOCCAT_3", name:"Duplicate", status:"ACTIVE" }</w:t>
+      </w:r>
+      <w:r>
+        <w:t xml:space="preserve">, </w:t>
+      </w:r>
+      <w:r>
+        <w:rPr>
+          <w:rFonts w:ascii="Consolas" w:hAnsi="Consolas"/>
+          <w:sz w:val="20"/>
+        </w:rPr>
+        <w:t>Idempotency-Key: K-cat-dup</w:t>
+      </w:r>
+      <w:r>
+        <w:t>.</w:t>
+      </w:r>
+    </w:p>
+    <w:p>
+      <w:r>
+        <w:rPr>
+          <w:b/>
+        </w:rPr>
+        <w:t>Steps:</w:t>
+      </w:r>
+      <w:r>
+        <w:t xml:space="preserve"> POST the category.</w:t>
+      </w:r>
+    </w:p>
+    <w:p>
+      <w:r>
+        <w:rPr>
+          <w:b/>
+        </w:rPr>
+        <w:t>Expected:</w:t>
+      </w:r>
+      <w:r>
+        <w:t xml:space="preserve"> </w:t>
+      </w:r>
+      <w:r>
+        <w:rPr>
+          <w:rFonts w:ascii="Consolas" w:hAnsi="Consolas"/>
+          <w:sz w:val="20"/>
+        </w:rPr>
+        <w:t>409</w:t>
+      </w:r>
+      <w:r>
+        <w:t xml:space="preserve"> </w:t>
+      </w:r>
+      <w:r>
+        <w:rPr>
+          <w:rFonts w:ascii="Consolas" w:hAnsi="Consolas"/>
+          <w:sz w:val="20"/>
+        </w:rPr>
+        <w:t>CONFLICT</w:t>
+      </w:r>
+      <w:r>
+        <w:t xml:space="preserve">; </w:t>
+      </w:r>
+      <w:r>
+        <w:rPr>
+          <w:rFonts w:ascii="Consolas" w:hAnsi="Consolas"/>
+          <w:sz w:val="20"/>
+        </w:rPr>
+        <w:t>field</w:t>
+      </w:r>
+      <w:r>
+        <w:t xml:space="preserve"> names </w:t>
+      </w:r>
+      <w:r>
+        <w:rPr>
+          <w:rFonts w:ascii="Consolas" w:hAnsi="Consolas"/>
+          <w:sz w:val="20"/>
+        </w:rPr>
+        <w:t>categoryCode</w:t>
+      </w:r>
+      <w:r>
+        <w:t xml:space="preserve">; no second </w:t>
+      </w:r>
+      <w:r>
+        <w:rPr>
+          <w:rFonts w:ascii="Consolas" w:hAnsi="Consolas"/>
+          <w:sz w:val="20"/>
+        </w:rPr>
+        <w:t>document_categories</w:t>
+      </w:r>
+      <w:r>
+        <w:t xml:space="preserve"> row created; the existing DOCCAT_3 unchanged. (</w:t>
+      </w:r>
+      <w:r>
+        <w:rPr>
+          <w:rFonts w:ascii="Consolas" w:hAnsi="Consolas"/>
+          <w:sz w:val="20"/>
+        </w:rPr>
+        <w:t>TEN-B</w:t>
+      </w:r>
+      <w:r>
+        <w:t xml:space="preserve"> may still create its own DOCCAT_3 — uniqueness is tenant-scoped.)</w:t>
+      </w:r>
+    </w:p>
+    <w:p>
+      <w:r>
+        <w:rPr>
+          <w:b/>
+        </w:rPr>
+        <w:t>TC-G13-113</w:t>
+      </w:r>
+      <w:r>
+        <w:t xml:space="preserve"> · Traces-to: FR-G13-010 (RECON </w:t>
+      </w:r>
+      <w:r>
+        <w:rPr>
+          <w:rFonts w:ascii="Consolas" w:hAnsi="Consolas"/>
+          <w:sz w:val="20"/>
+        </w:rPr>
+        <w:t>merge_field_catalog</w:t>
+      </w:r>
+      <w:r>
+        <w:t>) · Type: Functional · Priority: P2</w:t>
+      </w:r>
+    </w:p>
+    <w:p>
+      <w:r>
+        <w:rPr>
+          <w:b/>
+        </w:rPr>
+        <w:t>Title:</w:t>
+      </w:r>
+      <w:r>
+        <w:t xml:space="preserve"> Register a merge field in the catalogue</w:t>
+      </w:r>
+    </w:p>
+    <w:p>
+      <w:r>
+        <w:rPr>
+          <w:b/>
+        </w:rPr>
+        <w:t>Preconditions:</w:t>
+      </w:r>
+      <w:r>
+        <w:t xml:space="preserve"> </w:t>
+      </w:r>
+      <w:r>
+        <w:rPr>
+          <w:rFonts w:ascii="Consolas" w:hAnsi="Consolas"/>
+          <w:sz w:val="20"/>
+        </w:rPr>
+        <w:t>LIB-1</w:t>
+      </w:r>
+      <w:r>
+        <w:t xml:space="preserve"> authenticated in </w:t>
+      </w:r>
+      <w:r>
+        <w:rPr>
+          <w:rFonts w:ascii="Consolas" w:hAnsi="Consolas"/>
+          <w:sz w:val="20"/>
+        </w:rPr>
+        <w:t>TEN-A</w:t>
+      </w:r>
+      <w:r>
+        <w:t>.</w:t>
+      </w:r>
+    </w:p>
+    <w:p>
+      <w:r>
+        <w:rPr>
+          <w:b/>
+        </w:rPr>
+        <w:t>Test data:</w:t>
+      </w:r>
+      <w:r>
+        <w:t xml:space="preserve"> </w:t>
+      </w:r>
+      <w:r>
+        <w:rPr>
+          <w:rFonts w:ascii="Consolas" w:hAnsi="Consolas"/>
+          <w:sz w:val="20"/>
+        </w:rPr>
+        <w:t>POST /merge-fields</w:t>
+      </w:r>
+      <w:r>
+        <w:t xml:space="preserve"> </w:t>
+      </w:r>
+      <w:r>
+        <w:rPr>
+          <w:rFonts w:ascii="Consolas" w:hAnsi="Consolas"/>
+          <w:sz w:val="20"/>
+        </w:rPr>
+        <w:t>{ fieldKey:"RELIEVING_DATE", label:"Relieving date", source:"M03_SEPARATION", resolutionNote:"Resolved at render time", status:"ACTIVE" }</w:t>
+      </w:r>
+      <w:r>
+        <w:t xml:space="preserve">, </w:t>
+      </w:r>
+      <w:r>
+        <w:rPr>
+          <w:rFonts w:ascii="Consolas" w:hAnsi="Consolas"/>
+          <w:sz w:val="20"/>
+        </w:rPr>
+        <w:t>Idempotency-Key: K-mf-1</w:t>
+      </w:r>
+      <w:r>
+        <w:t>.</w:t>
+      </w:r>
+    </w:p>
+    <w:p>
+      <w:r>
+        <w:rPr>
+          <w:b/>
+        </w:rPr>
+        <w:t>Steps:</w:t>
+      </w:r>
+      <w:r>
+        <w:t xml:space="preserve"> 1) POST the merge field. 2) </w:t>
+      </w:r>
+      <w:r>
+        <w:rPr>
+          <w:rFonts w:ascii="Consolas" w:hAnsi="Consolas"/>
+          <w:sz w:val="20"/>
+        </w:rPr>
+        <w:t>GET /merge-fields?source=M03_SEPARATION</w:t>
+      </w:r>
+      <w:r>
+        <w:t>.</w:t>
+      </w:r>
+    </w:p>
+    <w:p>
+      <w:r>
+        <w:rPr>
+          <w:b/>
+        </w:rPr>
+        <w:t>Expected:</w:t>
+      </w:r>
+      <w:r>
+        <w:t xml:space="preserve"> </w:t>
+      </w:r>
+      <w:r>
+        <w:rPr>
+          <w:rFonts w:ascii="Consolas" w:hAnsi="Consolas"/>
+          <w:sz w:val="20"/>
+        </w:rPr>
+        <w:t>201</w:t>
+      </w:r>
+      <w:r>
+        <w:t xml:space="preserve"> with </w:t>
+      </w:r>
+      <w:r>
+        <w:rPr>
+          <w:rFonts w:ascii="Consolas" w:hAnsi="Consolas"/>
+          <w:sz w:val="20"/>
+        </w:rPr>
+        <w:t>id</w:t>
+      </w:r>
+      <w:r>
+        <w:t xml:space="preserve">, </w:t>
+      </w:r>
+      <w:r>
+        <w:rPr>
+          <w:rFonts w:ascii="Consolas" w:hAnsi="Consolas"/>
+          <w:sz w:val="20"/>
+        </w:rPr>
+        <w:t>fieldKey="RELIEVING_DATE"</w:t>
+      </w:r>
+      <w:r>
+        <w:t xml:space="preserve">, </w:t>
+      </w:r>
+      <w:r>
+        <w:rPr>
+          <w:rFonts w:ascii="Consolas" w:hAnsi="Consolas"/>
+          <w:sz w:val="20"/>
+        </w:rPr>
+        <w:t>source="M03_SEPARATION"</w:t>
+      </w:r>
+      <w:r>
+        <w:t xml:space="preserve">, </w:t>
+      </w:r>
+      <w:r>
+        <w:rPr>
+          <w:rFonts w:ascii="Consolas" w:hAnsi="Consolas"/>
+          <w:sz w:val="20"/>
+        </w:rPr>
+        <w:t>status="ACTIVE"</w:t>
+      </w:r>
+      <w:r>
+        <w:t xml:space="preserve">; list contains the new entry; </w:t>
+      </w:r>
+      <w:r>
+        <w:rPr>
+          <w:rFonts w:ascii="Consolas" w:hAnsi="Consolas"/>
+          <w:sz w:val="20"/>
+        </w:rPr>
+        <w:t>X-Correlation-Id</w:t>
+      </w:r>
+      <w:r>
+        <w:t xml:space="preserve"> present.</w:t>
+      </w:r>
+    </w:p>
+    <w:p>
+      <w:r>
+        <w:rPr>
+          <w:b/>
+        </w:rPr>
+        <w:t>TC-G13-114</w:t>
+      </w:r>
+      <w:r>
+        <w:t xml:space="preserve"> · Traces-to: FR-G13-010 (RECON, </w:t>
+      </w:r>
+      <w:r>
+        <w:rPr>
+          <w:rFonts w:ascii="Consolas" w:hAnsi="Consolas"/>
+          <w:sz w:val="20"/>
+        </w:rPr>
+        <w:t>UNIQUE (tenant_id, field_key)</w:t>
+      </w:r>
+      <w:r>
+        <w:t>) · Type: Negative · Priority: P3</w:t>
+      </w:r>
+    </w:p>
+    <w:p>
+      <w:r>
+        <w:rPr>
+          <w:b/>
+        </w:rPr>
+        <w:t>Title:</w:t>
+      </w:r>
+      <w:r>
+        <w:t xml:space="preserve"> Duplicate merge-field key rejected within a tenant</w:t>
+      </w:r>
+    </w:p>
+    <w:p>
+      <w:r>
+        <w:rPr>
+          <w:b/>
+        </w:rPr>
+        <w:t>Preconditions:</w:t>
+      </w:r>
+      <w:r>
+        <w:t xml:space="preserve"> </w:t>
+      </w:r>
+      <w:r>
+        <w:rPr>
+          <w:rFonts w:ascii="Consolas" w:hAnsi="Consolas"/>
+          <w:sz w:val="20"/>
+        </w:rPr>
+        <w:t>LETTER_SERIAL_NO</w:t>
+      </w:r>
+      <w:r>
+        <w:t xml:space="preserve"> already registered in </w:t>
+      </w:r>
+      <w:r>
+        <w:rPr>
+          <w:rFonts w:ascii="Consolas" w:hAnsi="Consolas"/>
+          <w:sz w:val="20"/>
+        </w:rPr>
+        <w:t>TEN-A</w:t>
+      </w:r>
+      <w:r>
+        <w:t>.</w:t>
+      </w:r>
+    </w:p>
+    <w:p>
+      <w:r>
+        <w:rPr>
+          <w:b/>
+        </w:rPr>
+        <w:t>Test data:</w:t>
+      </w:r>
+      <w:r>
+        <w:t xml:space="preserve"> </w:t>
+      </w:r>
+      <w:r>
+        <w:rPr>
+          <w:rFonts w:ascii="Consolas" w:hAnsi="Consolas"/>
+          <w:sz w:val="20"/>
+        </w:rPr>
+        <w:t>POST /merge-fields</w:t>
+      </w:r>
+      <w:r>
+        <w:t xml:space="preserve"> </w:t>
+      </w:r>
+      <w:r>
+        <w:rPr>
+          <w:rFonts w:ascii="Consolas" w:hAnsi="Consolas"/>
+          <w:sz w:val="20"/>
+        </w:rPr>
+        <w:t>{ fieldKey:"LETTER_SERIAL_NO", label:"dup", source:"SYSTEM" }</w:t>
+      </w:r>
+      <w:r>
+        <w:t xml:space="preserve">, </w:t>
+      </w:r>
+      <w:r>
+        <w:rPr>
+          <w:rFonts w:ascii="Consolas" w:hAnsi="Consolas"/>
+          <w:sz w:val="20"/>
+        </w:rPr>
+        <w:t>Idempotency-Key: K-mf-dup</w:t>
+      </w:r>
+      <w:r>
+        <w:t>.</w:t>
+      </w:r>
+    </w:p>
+    <w:p>
+      <w:r>
+        <w:rPr>
+          <w:b/>
+        </w:rPr>
+        <w:t>Steps:</w:t>
+      </w:r>
+      <w:r>
+        <w:t xml:space="preserve"> POST the merge field.</w:t>
+      </w:r>
+    </w:p>
+    <w:p>
+      <w:r>
+        <w:rPr>
+          <w:b/>
+        </w:rPr>
+        <w:t>Expected:</w:t>
+      </w:r>
+      <w:r>
+        <w:t xml:space="preserve"> </w:t>
+      </w:r>
+      <w:r>
+        <w:rPr>
+          <w:rFonts w:ascii="Consolas" w:hAnsi="Consolas"/>
+          <w:sz w:val="20"/>
+        </w:rPr>
+        <w:t>409</w:t>
+      </w:r>
+      <w:r>
+        <w:t xml:space="preserve"> </w:t>
+      </w:r>
+      <w:r>
+        <w:rPr>
+          <w:rFonts w:ascii="Consolas" w:hAnsi="Consolas"/>
+          <w:sz w:val="20"/>
+        </w:rPr>
+        <w:t>CONFLICT</w:t>
+      </w:r>
+      <w:r>
+        <w:t xml:space="preserve">; </w:t>
+      </w:r>
+      <w:r>
+        <w:rPr>
+          <w:rFonts w:ascii="Consolas" w:hAnsi="Consolas"/>
+          <w:sz w:val="20"/>
+        </w:rPr>
+        <w:t>field</w:t>
+      </w:r>
+      <w:r>
+        <w:t xml:space="preserve"> names </w:t>
+      </w:r>
+      <w:r>
+        <w:rPr>
+          <w:rFonts w:ascii="Consolas" w:hAnsi="Consolas"/>
+          <w:sz w:val="20"/>
+        </w:rPr>
+        <w:t>fieldKey</w:t>
+      </w:r>
+      <w:r>
+        <w:t xml:space="preserve">; no duplicate </w:t>
+      </w:r>
+      <w:r>
+        <w:rPr>
+          <w:rFonts w:ascii="Consolas" w:hAnsi="Consolas"/>
+          <w:sz w:val="20"/>
+        </w:rPr>
+        <w:t>merge_field_catalog</w:t>
+      </w:r>
+      <w:r>
+        <w:t xml:space="preserve"> row created.</w:t>
+      </w:r>
+    </w:p>
+    <w:p>
+      <w:r>
+        <w:rPr>
+          <w:b/>
+        </w:rPr>
+        <w:t>TC-G13-115</w:t>
+      </w:r>
+      <w:r>
+        <w:t xml:space="preserve"> · Traces-to: FR-G13-010 (RECON </w:t>
+      </w:r>
+      <w:r>
+        <w:rPr>
+          <w:rFonts w:ascii="Consolas" w:hAnsi="Consolas"/>
+          <w:sz w:val="20"/>
+        </w:rPr>
+        <w:t>letter_generation_requests</w:t>
+      </w:r>
+      <w:r>
+        <w:t>, merge resolution + sign) · Type: E2E-Flow · Priority: P1</w:t>
+      </w:r>
+    </w:p>
+    <w:p>
+      <w:r>
+        <w:rPr>
+          <w:b/>
+        </w:rPr>
+        <w:t>Title:</w:t>
+      </w:r>
+      <w:r>
+        <w:t xml:space="preserve"> Generate a letter — all merge tokens resolve, then sign to ISSUED</w:t>
+      </w:r>
+    </w:p>
+    <w:p>
+      <w:r>
+        <w:rPr>
+          <w:b/>
+        </w:rPr>
+        <w:t>Preconditions:</w:t>
+      </w:r>
+      <w:r>
+        <w:t xml:space="preserve"> </w:t>
+      </w:r>
+      <w:r>
+        <w:rPr>
+          <w:rFonts w:ascii="Consolas" w:hAnsi="Consolas"/>
+          <w:sz w:val="20"/>
+        </w:rPr>
+        <w:t>LIB-1</w:t>
+      </w:r>
+      <w:r>
+        <w:t xml:space="preserve"> in </w:t>
+      </w:r>
+      <w:r>
+        <w:rPr>
+          <w:rFonts w:ascii="Consolas" w:hAnsi="Consolas"/>
+          <w:sz w:val="20"/>
+        </w:rPr>
+        <w:t>TEN-A</w:t>
+      </w:r>
+      <w:r>
+        <w:t xml:space="preserve">; merge fields </w:t>
+      </w:r>
+      <w:r>
+        <w:rPr>
+          <w:rFonts w:ascii="Consolas" w:hAnsi="Consolas"/>
+          <w:sz w:val="20"/>
+        </w:rPr>
+        <w:t>LETTER_SERIAL_NO</w:t>
+      </w:r>
+      <w:r>
+        <w:t xml:space="preserve">, </w:t>
+      </w:r>
+      <w:r>
+        <w:rPr>
+          <w:rFonts w:ascii="Consolas" w:hAnsi="Consolas"/>
+          <w:sz w:val="20"/>
+        </w:rPr>
+        <w:t>L1_MANAGER_NAME</w:t>
+      </w:r>
+      <w:r>
+        <w:t xml:space="preserve"> registered and resolvable for </w:t>
+      </w:r>
+      <w:r>
+        <w:rPr>
+          <w:rFonts w:ascii="Consolas" w:hAnsi="Consolas"/>
+          <w:sz w:val="20"/>
+        </w:rPr>
+        <w:t>EMP-3001</w:t>
+      </w:r>
+      <w:r>
+        <w:t xml:space="preserve"> (a confirmed employee with an L1 manager); type </w:t>
+      </w:r>
+      <w:r>
+        <w:rPr>
+          <w:rFonts w:ascii="Consolas" w:hAnsi="Consolas"/>
+          <w:sz w:val="20"/>
+        </w:rPr>
+        <w:t>PPO</w:t>
+      </w:r>
+      <w:r>
+        <w:t xml:space="preserve"> allows </w:t>
+      </w:r>
+      <w:r>
+        <w:rPr>
+          <w:rFonts w:ascii="Consolas" w:hAnsi="Consolas"/>
+          <w:sz w:val="20"/>
+        </w:rPr>
+        <w:t>DSC_TOKEN</w:t>
+      </w:r>
+      <w:r>
+        <w:t>; PKI/eSign stub returns success with RFC-3161 + LTV.</w:t>
+      </w:r>
+    </w:p>
+    <w:p>
+      <w:r>
+        <w:rPr>
+          <w:b/>
+        </w:rPr>
+        <w:t>Test data:</w:t>
+      </w:r>
+      <w:r>
+        <w:t xml:space="preserve"> </w:t>
+      </w:r>
+      <w:r>
+        <w:rPr>
+          <w:rFonts w:ascii="Consolas" w:hAnsi="Consolas"/>
+          <w:sz w:val="20"/>
+        </w:rPr>
+        <w:t>POST /letter-generation-requests</w:t>
+      </w:r>
+      <w:r>
+        <w:t xml:space="preserve"> </w:t>
+      </w:r>
+      <w:r>
+        <w:rPr>
+          <w:rFonts w:ascii="Consolas" w:hAnsi="Consolas"/>
+          <w:sz w:val="20"/>
+        </w:rPr>
+        <w:t>{ requestNo:"LTR/2026/9001", letterType:"Relieving Letter", documentTypeId:"dt-ppo", employeeId:"EMP-3001", requestContext:"M03 Separation flow" }</w:t>
+      </w:r>
+      <w:r>
+        <w:t xml:space="preserve">, </w:t>
+      </w:r>
+      <w:r>
+        <w:rPr>
+          <w:rFonts w:ascii="Consolas" w:hAnsi="Consolas"/>
+          <w:sz w:val="20"/>
+        </w:rPr>
+        <w:t>Idempotency-Key: K-ltr-1</w:t>
+      </w:r>
+      <w:r>
+        <w:t>.</w:t>
+      </w:r>
+    </w:p>
+    <w:p>
+      <w:r>
+        <w:rPr>
+          <w:b/>
+        </w:rPr>
+        <w:t>Steps:</w:t>
+      </w:r>
+      <w:r>
+        <w:t xml:space="preserve"> 1) POST the request (status DRAFT). 2) </w:t>
+      </w:r>
+      <w:r>
+        <w:rPr>
+          <w:rFonts w:ascii="Consolas" w:hAnsi="Consolas"/>
+          <w:sz w:val="20"/>
+        </w:rPr>
+        <w:t>POST /letter-generation-requests/{id}:resolve-merge</w:t>
+      </w:r>
+      <w:r>
+        <w:t xml:space="preserve">. 3) </w:t>
+      </w:r>
+      <w:r>
+        <w:rPr>
+          <w:rFonts w:ascii="Consolas" w:hAnsi="Consolas"/>
+          <w:sz w:val="20"/>
+        </w:rPr>
+        <w:t>POST /letter-generation-requests/{id}:generate</w:t>
+      </w:r>
+      <w:r>
+        <w:t xml:space="preserve">. 4) </w:t>
+      </w:r>
+      <w:r>
+        <w:rPr>
+          <w:rFonts w:ascii="Consolas" w:hAnsi="Consolas"/>
+          <w:sz w:val="20"/>
+        </w:rPr>
+        <w:t>POST /letter-generation-requests/{id}:sign</w:t>
+      </w:r>
+      <w:r>
+        <w:t xml:space="preserve"> </w:t>
+      </w:r>
+      <w:r>
+        <w:rPr>
+          <w:rFonts w:ascii="Consolas" w:hAnsi="Consolas"/>
+          <w:sz w:val="20"/>
+        </w:rPr>
+        <w:t>{ method:"DSC_TOKEN" }</w:t>
+      </w:r>
+      <w:r>
+        <w:t xml:space="preserve">. 5) </w:t>
+      </w:r>
+      <w:r>
+        <w:rPr>
+          <w:rFonts w:ascii="Consolas" w:hAnsi="Consolas"/>
+          <w:sz w:val="20"/>
+        </w:rPr>
+        <w:t>GET /letter-generation-requests/{id}</w:t>
+      </w:r>
+      <w:r>
+        <w:t>.</w:t>
+      </w:r>
+    </w:p>
+    <w:p>
+      <w:r>
+        <w:rPr>
+          <w:b/>
+        </w:rPr>
+        <w:t>Expected:</w:t>
+      </w:r>
+      <w:r>
+        <w:t xml:space="preserve"> resolve </w:t>
+      </w:r>
+      <w:r>
+        <w:rPr>
+          <w:rFonts w:ascii="Consolas" w:hAnsi="Consolas"/>
+          <w:sz w:val="20"/>
+        </w:rPr>
+        <w:t>200</w:t>
+      </w:r>
+      <w:r>
+        <w:t xml:space="preserve"> </w:t>
+      </w:r>
+      <w:r>
+        <w:rPr>
+          <w:rFonts w:ascii="Consolas" w:hAnsi="Consolas"/>
+          <w:sz w:val="20"/>
+        </w:rPr>
+        <w:t>mergeFieldsResolved==mergeFieldsTotal</w:t>
+      </w:r>
+      <w:r>
+        <w:t xml:space="preserve">, </w:t>
+      </w:r>
+      <w:r>
+        <w:rPr>
+          <w:rFonts w:ascii="Consolas" w:hAnsi="Consolas"/>
+          <w:sz w:val="20"/>
+        </w:rPr>
+        <w:t>unresolvedTokens:[]</w:t>
+      </w:r>
+      <w:r>
+        <w:t xml:space="preserve">; generate </w:t>
+      </w:r>
+      <w:r>
+        <w:rPr>
+          <w:rFonts w:ascii="Consolas" w:hAnsi="Consolas"/>
+          <w:sz w:val="20"/>
+        </w:rPr>
+        <w:t>200</w:t>
+      </w:r>
+      <w:r>
+        <w:t xml:space="preserve"> produces </w:t>
+      </w:r>
+      <w:r>
+        <w:rPr>
+          <w:rFonts w:ascii="Consolas" w:hAnsi="Consolas"/>
+          <w:sz w:val="20"/>
+        </w:rPr>
+        <w:t>generatedDocumentId</w:t>
+      </w:r>
+      <w:r>
+        <w:t xml:space="preserve"> (a </w:t>
+      </w:r>
+      <w:r>
+        <w:rPr>
+          <w:rFonts w:ascii="Consolas" w:hAnsi="Consolas"/>
+          <w:sz w:val="20"/>
+        </w:rPr>
+        <w:t>documents</w:t>
+      </w:r>
+      <w:r>
+        <w:t xml:space="preserve"> row) and advances to </w:t>
+      </w:r>
+      <w:r>
+        <w:rPr>
+          <w:rFonts w:ascii="Consolas" w:hAnsi="Consolas"/>
+          <w:sz w:val="20"/>
+        </w:rPr>
+        <w:t>AWAITING_SIGNATURE</w:t>
+      </w:r>
+      <w:r>
+        <w:t xml:space="preserve">; sign </w:t>
+      </w:r>
+      <w:r>
+        <w:rPr>
+          <w:rFonts w:ascii="Consolas" w:hAnsi="Consolas"/>
+          <w:sz w:val="20"/>
+        </w:rPr>
+        <w:t>200</w:t>
+      </w:r>
+      <w:r>
+        <w:t xml:space="preserve"> binds a </w:t>
+      </w:r>
+      <w:r>
+        <w:rPr>
+          <w:rFonts w:ascii="Consolas" w:hAnsi="Consolas"/>
+          <w:sz w:val="20"/>
+        </w:rPr>
+        <w:t>signatureRequestId</w:t>
+      </w:r>
+      <w:r>
+        <w:t xml:space="preserve">, applies PAdES-LTV, and (last signer) advances to </w:t>
+      </w:r>
+      <w:r>
+        <w:rPr>
+          <w:rFonts w:ascii="Consolas" w:hAnsi="Consolas"/>
+          <w:sz w:val="20"/>
+        </w:rPr>
+        <w:t>ISSUED</w:t>
+      </w:r>
+      <w:r>
+        <w:t xml:space="preserve">; every step writes a chained </w:t>
+      </w:r>
+      <w:r>
+        <w:rPr>
+          <w:rFonts w:ascii="Consolas" w:hAnsi="Consolas"/>
+          <w:sz w:val="20"/>
+        </w:rPr>
+        <w:t>document_audit</w:t>
+      </w:r>
+      <w:r>
+        <w:t xml:space="preserve"> row on the P05 substrate.</w:t>
+      </w:r>
+    </w:p>
+    <w:p>
+      <w:r>
+        <w:rPr>
+          <w:b/>
+        </w:rPr>
+        <w:t>TC-G13-116</w:t>
+      </w:r>
+      <w:r>
+        <w:t xml:space="preserve"> · Traces-to: FR-G13-010 (RECON, unresolved-token block; VAL-M11-MERGE) · Type: Negative · Priority: P1</w:t>
+      </w:r>
+    </w:p>
+    <w:p>
+      <w:r>
+        <w:rPr>
+          <w:b/>
+        </w:rPr>
+        <w:t>Title:</w:t>
+      </w:r>
+      <w:r>
+        <w:t xml:space="preserve"> Unresolved merge token blocks generation; request goes VALIDATION_ERROR</w:t>
+      </w:r>
+    </w:p>
+    <w:p>
+      <w:r>
+        <w:rPr>
+          <w:b/>
+        </w:rPr>
+        <w:t>Preconditions:</w:t>
+      </w:r>
+      <w:r>
+        <w:t xml:space="preserve"> merge field </w:t>
+      </w:r>
+      <w:r>
+        <w:rPr>
+          <w:rFonts w:ascii="Consolas" w:hAnsi="Consolas"/>
+          <w:sz w:val="20"/>
+        </w:rPr>
+        <w:t>CURRENT_ANNUAL_CTC</w:t>
+      </w:r>
+      <w:r>
+        <w:t xml:space="preserve"> (source </w:t>
+      </w:r>
+      <w:r>
+        <w:rPr>
+          <w:rFonts w:ascii="Consolas" w:hAnsi="Consolas"/>
+          <w:sz w:val="20"/>
+        </w:rPr>
+        <w:t>M06_PAYROLL</w:t>
+      </w:r>
+      <w:r>
+        <w:t>, "Populated only for confirmed employees") is unresolvable for a candidate with no payroll record.</w:t>
+      </w:r>
+    </w:p>
+    <w:p>
+      <w:r>
+        <w:rPr>
+          <w:b/>
+        </w:rPr>
+        <w:t>Test data:</w:t>
+      </w:r>
+      <w:r>
+        <w:t xml:space="preserve"> </w:t>
+      </w:r>
+      <w:r>
+        <w:rPr>
+          <w:rFonts w:ascii="Consolas" w:hAnsi="Consolas"/>
+          <w:sz w:val="20"/>
+        </w:rPr>
+        <w:t>POST /letter-generation-requests</w:t>
+      </w:r>
+      <w:r>
+        <w:t xml:space="preserve"> </w:t>
+      </w:r>
+      <w:r>
+        <w:rPr>
+          <w:rFonts w:ascii="Consolas" w:hAnsi="Consolas"/>
+          <w:sz w:val="20"/>
+        </w:rPr>
+        <w:t>{ requestNo:"LTR/2026/9002", letterType:"Appointment Letter", subjectName:"Candidate One", requestContext:"HR Admin (M08 recruitment)" }</w:t>
+      </w:r>
+      <w:r>
+        <w:t xml:space="preserve">; then </w:t>
+      </w:r>
+      <w:r>
+        <w:rPr>
+          <w:rFonts w:ascii="Consolas" w:hAnsi="Consolas"/>
+          <w:sz w:val="20"/>
+        </w:rPr>
+        <w:t>:generate</w:t>
+      </w:r>
+      <w:r>
+        <w:t>.</w:t>
+      </w:r>
+    </w:p>
+    <w:p>
+      <w:r>
+        <w:rPr>
+          <w:b/>
+        </w:rPr>
+        <w:t>Steps:</w:t>
+      </w:r>
+      <w:r>
+        <w:t xml:space="preserve"> 1) POST the request. 2) </w:t>
+      </w:r>
+      <w:r>
+        <w:rPr>
+          <w:rFonts w:ascii="Consolas" w:hAnsi="Consolas"/>
+          <w:sz w:val="20"/>
+        </w:rPr>
+        <w:t>POST /letter-generation-requests/{id}:generate</w:t>
+      </w:r>
+      <w:r>
+        <w:t xml:space="preserve">. 3) </w:t>
+      </w:r>
+      <w:r>
+        <w:rPr>
+          <w:rFonts w:ascii="Consolas" w:hAnsi="Consolas"/>
+          <w:sz w:val="20"/>
+        </w:rPr>
+        <w:t>GET /letter-generation-requests/{id}</w:t>
+      </w:r>
+      <w:r>
+        <w:t>.</w:t>
+      </w:r>
+    </w:p>
+    <w:p>
+      <w:r>
+        <w:rPr>
+          <w:b/>
+        </w:rPr>
+        <w:t>Expected:</w:t>
+      </w:r>
+      <w:r>
+        <w:t xml:space="preserve"> generate </w:t>
+      </w:r>
+      <w:r>
+        <w:rPr>
+          <w:rFonts w:ascii="Consolas" w:hAnsi="Consolas"/>
+          <w:sz w:val="20"/>
+        </w:rPr>
+        <w:t>422</w:t>
+      </w:r>
+      <w:r>
+        <w:t xml:space="preserve"> </w:t>
+      </w:r>
+      <w:r>
+        <w:rPr>
+          <w:rFonts w:ascii="Consolas" w:hAnsi="Consolas"/>
+          <w:sz w:val="20"/>
+        </w:rPr>
+        <w:t>ERR-G13-METADATA_INVALID</w:t>
+      </w:r>
+      <w:r>
+        <w:t xml:space="preserve">; </w:t>
+      </w:r>
+      <w:r>
+        <w:rPr>
+          <w:rFonts w:ascii="Consolas" w:hAnsi="Consolas"/>
+          <w:sz w:val="20"/>
+        </w:rPr>
+        <w:t>field</w:t>
+      </w:r>
+      <w:r>
+        <w:t>/</w:t>
+      </w:r>
+      <w:r>
+        <w:rPr>
+          <w:rFonts w:ascii="Consolas" w:hAnsi="Consolas"/>
+          <w:sz w:val="20"/>
+        </w:rPr>
+        <w:t>details</w:t>
+      </w:r>
+      <w:r>
+        <w:t xml:space="preserve"> name the unresolved token </w:t>
+      </w:r>
+      <w:r>
+        <w:rPr>
+          <w:rFonts w:ascii="Consolas" w:hAnsi="Consolas"/>
+          <w:sz w:val="20"/>
+        </w:rPr>
+        <w:t>CURRENT_ANNUAL_CTC</w:t>
+      </w:r>
+      <w:r>
+        <w:t xml:space="preserve">; request </w:t>
+      </w:r>
+      <w:r>
+        <w:rPr>
+          <w:rFonts w:ascii="Consolas" w:hAnsi="Consolas"/>
+          <w:sz w:val="20"/>
+        </w:rPr>
+        <w:t>status="VALIDATION_ERROR"</w:t>
+      </w:r>
+      <w:r>
+        <w:t xml:space="preserve"> with </w:t>
+      </w:r>
+      <w:r>
+        <w:rPr>
+          <w:rFonts w:ascii="Consolas" w:hAnsi="Consolas"/>
+          <w:sz w:val="20"/>
+        </w:rPr>
+        <w:t>validationError</w:t>
+      </w:r>
+      <w:r>
+        <w:t xml:space="preserve"> populated; </w:t>
+      </w:r>
+      <w:r>
+        <w:rPr>
+          <w:b/>
+        </w:rPr>
+        <w:t>no</w:t>
+      </w:r>
+      <w:r>
+        <w:t xml:space="preserve"> </w:t>
+      </w:r>
+      <w:r>
+        <w:rPr>
+          <w:rFonts w:ascii="Consolas" w:hAnsi="Consolas"/>
+          <w:sz w:val="20"/>
+        </w:rPr>
+        <w:t>generatedDocumentId</w:t>
+      </w:r>
+      <w:r>
+        <w:t xml:space="preserve"> and no </w:t>
+      </w:r>
+      <w:r>
+        <w:rPr>
+          <w:rFonts w:ascii="Consolas" w:hAnsi="Consolas"/>
+          <w:sz w:val="20"/>
+        </w:rPr>
+        <w:t>documents</w:t>
+      </w:r>
+      <w:r>
+        <w:t xml:space="preserve"> row produced.</w:t>
+      </w:r>
+    </w:p>
+    <w:p>
+      <w:r>
+        <w:rPr>
+          <w:b/>
+        </w:rPr>
+        <w:t>TC-G13-117</w:t>
+      </w:r>
+      <w:r>
+        <w:t xml:space="preserve"> · Traces-to: FR-G13-010 (RECON sign; </w:t>
+      </w:r>
+      <w:r>
+        <w:rPr>
+          <w:rFonts w:ascii="Consolas" w:hAnsi="Consolas"/>
+          <w:sz w:val="20"/>
+        </w:rPr>
+        <w:t>allowed_signature_types</w:t>
+      </w:r>
+      <w:r>
+        <w:t>) · Type: Negative · Priority: P2</w:t>
+      </w:r>
+    </w:p>
+    <w:p>
+      <w:r>
+        <w:rPr>
+          <w:b/>
+        </w:rPr>
+        <w:t>Title:</w:t>
+      </w:r>
+      <w:r>
+        <w:t xml:space="preserve"> Signing a letter with a method outside the type's allowed list is rejected</w:t>
+      </w:r>
+    </w:p>
+    <w:p>
+      <w:r>
+        <w:rPr>
+          <w:b/>
+        </w:rPr>
+        <w:t>Preconditions:</w:t>
+      </w:r>
+      <w:r>
+        <w:t xml:space="preserve"> a generated letter request on type </w:t>
+      </w:r>
+      <w:r>
+        <w:rPr>
+          <w:rFonts w:ascii="Consolas" w:hAnsi="Consolas"/>
+          <w:sz w:val="20"/>
+        </w:rPr>
+        <w:t>ID_PROOF</w:t>
+      </w:r>
+      <w:r>
+        <w:t xml:space="preserve"> (sig </w:t>
+      </w:r>
+      <w:r>
+        <w:rPr>
+          <w:rFonts w:ascii="Consolas" w:hAnsi="Consolas"/>
+          <w:sz w:val="20"/>
+        </w:rPr>
+        <w:t>{}</w:t>
+      </w:r>
+      <w:r>
+        <w:t xml:space="preserve"> — no method allowed) at </w:t>
+      </w:r>
+      <w:r>
+        <w:rPr>
+          <w:rFonts w:ascii="Consolas" w:hAnsi="Consolas"/>
+          <w:sz w:val="20"/>
+        </w:rPr>
+        <w:t>AWAITING_SIGNATURE</w:t>
+      </w:r>
+      <w:r>
+        <w:t>.</w:t>
+      </w:r>
+    </w:p>
+    <w:p>
+      <w:r>
+        <w:rPr>
+          <w:b/>
+        </w:rPr>
+        <w:t>Test data:</w:t>
+      </w:r>
+      <w:r>
+        <w:t xml:space="preserve"> </w:t>
+      </w:r>
+      <w:r>
+        <w:rPr>
+          <w:rFonts w:ascii="Consolas" w:hAnsi="Consolas"/>
+          <w:sz w:val="20"/>
+        </w:rPr>
+        <w:t>POST /letter-generation-requests/{id}:sign</w:t>
+      </w:r>
+      <w:r>
+        <w:t xml:space="preserve"> </w:t>
+      </w:r>
+      <w:r>
+        <w:rPr>
+          <w:rFonts w:ascii="Consolas" w:hAnsi="Consolas"/>
+          <w:sz w:val="20"/>
+        </w:rPr>
+        <w:t>{ method:"AADHAAR_ESIGN" }</w:t>
+      </w:r>
+      <w:r>
+        <w:t xml:space="preserve">, </w:t>
+      </w:r>
+      <w:r>
+        <w:rPr>
+          <w:rFonts w:ascii="Consolas" w:hAnsi="Consolas"/>
+          <w:sz w:val="20"/>
+        </w:rPr>
+        <w:t>Idempotency-Key: K-sign-bad</w:t>
+      </w:r>
+      <w:r>
+        <w:t>.</w:t>
+      </w:r>
+    </w:p>
+    <w:p>
+      <w:r>
+        <w:rPr>
+          <w:b/>
+        </w:rPr>
+        <w:t>Steps:</w:t>
+      </w:r>
+      <w:r>
+        <w:t xml:space="preserve"> POST the sign action.</w:t>
+      </w:r>
+    </w:p>
+    <w:p>
+      <w:r>
+        <w:rPr>
+          <w:b/>
+        </w:rPr>
+        <w:t>Expected:</w:t>
+      </w:r>
+      <w:r>
+        <w:t xml:space="preserve"> </w:t>
+      </w:r>
+      <w:r>
+        <w:rPr>
+          <w:rFonts w:ascii="Consolas" w:hAnsi="Consolas"/>
+          <w:sz w:val="20"/>
+        </w:rPr>
+        <w:t>422</w:t>
+      </w:r>
+      <w:r>
+        <w:t xml:space="preserve"> </w:t>
+      </w:r>
+      <w:r>
+        <w:rPr>
+          <w:rFonts w:ascii="Consolas" w:hAnsi="Consolas"/>
+          <w:sz w:val="20"/>
+        </w:rPr>
+        <w:t>ERR-G13-SIGNATURE_METHOD_NOT_ALLOWED</w:t>
+      </w:r>
+      <w:r>
+        <w:t xml:space="preserve">; no </w:t>
+      </w:r>
+      <w:r>
+        <w:rPr>
+          <w:rFonts w:ascii="Consolas" w:hAnsi="Consolas"/>
+          <w:sz w:val="20"/>
+        </w:rPr>
+        <w:t>signatureRequestId</w:t>
+      </w:r>
+      <w:r>
+        <w:t xml:space="preserve"> bound; request stays </w:t>
+      </w:r>
+      <w:r>
+        <w:rPr>
+          <w:rFonts w:ascii="Consolas" w:hAnsi="Consolas"/>
+          <w:sz w:val="20"/>
+        </w:rPr>
+        <w:t>AWAITING_SIGNATURE</w:t>
+      </w:r>
+      <w:r>
+        <w:t>; a DENIED audit row is written.</w:t>
+      </w:r>
+    </w:p>
+    <w:p>
+      <w:r>
+        <w:rPr>
+          <w:b/>
+        </w:rPr>
+        <w:t>TC-G13-118</w:t>
+      </w:r>
+      <w:r>
+        <w:t xml:space="preserve"> · Traces-to: FR-G13-010 (RECON </w:t>
+      </w:r>
+      <w:r>
+        <w:rPr>
+          <w:rFonts w:ascii="Consolas" w:hAnsi="Consolas"/>
+          <w:sz w:val="20"/>
+        </w:rPr>
+        <w:t>bulk_letter_jobs</w:t>
+      </w:r>
+      <w:r>
+        <w:t>, start + status) · Type: State-Transition · Priority: P2</w:t>
+      </w:r>
+    </w:p>
+    <w:p>
+      <w:r>
+        <w:rPr>
+          <w:b/>
+        </w:rPr>
+        <w:t>Title:</w:t>
+      </w:r>
+      <w:r>
+        <w:t xml:space="preserve"> Start a bulk letter job and poll its progress</w:t>
+      </w:r>
+    </w:p>
+    <w:p>
+      <w:r>
+        <w:rPr>
+          <w:b/>
+        </w:rPr>
+        <w:t>Preconditions:</w:t>
+      </w:r>
+      <w:r>
+        <w:t xml:space="preserve"> </w:t>
+      </w:r>
+      <w:r>
+        <w:rPr>
+          <w:rFonts w:ascii="Consolas" w:hAnsi="Consolas"/>
+          <w:sz w:val="20"/>
+        </w:rPr>
+        <w:t>LIB-1</w:t>
+      </w:r>
+      <w:r>
+        <w:t xml:space="preserve"> in </w:t>
+      </w:r>
+      <w:r>
+        <w:rPr>
+          <w:rFonts w:ascii="Consolas" w:hAnsi="Consolas"/>
+          <w:sz w:val="20"/>
+        </w:rPr>
+        <w:t>TEN-A</w:t>
+      </w:r>
+      <w:r>
+        <w:t xml:space="preserve">; </w:t>
+      </w:r>
+      <w:r>
+        <w:rPr>
+          <w:rFonts w:ascii="Consolas" w:hAnsi="Consolas"/>
+          <w:sz w:val="20"/>
+        </w:rPr>
+        <w:t>JOB-M11-BULKLTR</w:t>
+      </w:r>
+      <w:r>
+        <w:t xml:space="preserve"> worker stubbed to process the batch.</w:t>
+      </w:r>
+    </w:p>
+    <w:p>
+      <w:r>
+        <w:rPr>
+          <w:b/>
+        </w:rPr>
+        <w:t>Test data:</w:t>
+      </w:r>
+      <w:r>
+        <w:t xml:space="preserve"> </w:t>
+      </w:r>
+      <w:r>
+        <w:rPr>
+          <w:rFonts w:ascii="Consolas" w:hAnsi="Consolas"/>
+          <w:sz w:val="20"/>
+        </w:rPr>
+        <w:t>POST /bulk-letter-jobs</w:t>
+      </w:r>
+      <w:r>
+        <w:t xml:space="preserve"> </w:t>
+      </w:r>
+      <w:r>
+        <w:rPr>
+          <w:rFonts w:ascii="Consolas" w:hAnsi="Consolas"/>
+          <w:sz w:val="20"/>
+        </w:rPr>
+        <w:t>{ jobNo:"BLK/2026/900", jobName:"Q3 Confirmation batch", recordCount:120 }</w:t>
+      </w:r>
+      <w:r>
+        <w:t xml:space="preserve">, </w:t>
+      </w:r>
+      <w:r>
+        <w:rPr>
+          <w:rFonts w:ascii="Consolas" w:hAnsi="Consolas"/>
+          <w:sz w:val="20"/>
+        </w:rPr>
+        <w:t>Idempotency-Key: K-blk-1</w:t>
+      </w:r>
+      <w:r>
+        <w:t>.</w:t>
+      </w:r>
+    </w:p>
+    <w:p>
+      <w:r>
+        <w:rPr>
+          <w:b/>
+        </w:rPr>
+        <w:t>Steps:</w:t>
+      </w:r>
+      <w:r>
+        <w:t xml:space="preserve"> 1) POST to start the job. 2) </w:t>
+      </w:r>
+      <w:r>
+        <w:rPr>
+          <w:rFonts w:ascii="Consolas" w:hAnsi="Consolas"/>
+          <w:sz w:val="20"/>
+        </w:rPr>
+        <w:t>GET /bulk-letter-jobs/{id}</w:t>
+      </w:r>
+      <w:r>
+        <w:t xml:space="preserve"> (poll). 3) drive the stub to completion; </w:t>
+      </w:r>
+      <w:r>
+        <w:rPr>
+          <w:rFonts w:ascii="Consolas" w:hAnsi="Consolas"/>
+          <w:sz w:val="20"/>
+        </w:rPr>
+        <w:t>GET</w:t>
+      </w:r>
+      <w:r>
+        <w:t xml:space="preserve"> again.</w:t>
+      </w:r>
+    </w:p>
+    <w:p>
+      <w:r>
+        <w:rPr>
+          <w:b/>
+        </w:rPr>
+        <w:t>Expected:</w:t>
+      </w:r>
+      <w:r>
+        <w:t xml:space="preserve"> start </w:t>
+      </w:r>
+      <w:r>
+        <w:rPr>
+          <w:rFonts w:ascii="Consolas" w:hAnsi="Consolas"/>
+          <w:sz w:val="20"/>
+        </w:rPr>
+        <w:t>202</w:t>
+      </w:r>
+      <w:r>
+        <w:t xml:space="preserve"> with </w:t>
+      </w:r>
+      <w:r>
+        <w:rPr>
+          <w:rFonts w:ascii="Consolas" w:hAnsi="Consolas"/>
+          <w:sz w:val="20"/>
+        </w:rPr>
+        <w:t>status="QUEUED"</w:t>
+      </w:r>
+      <w:r>
+        <w:t xml:space="preserve">, </w:t>
+      </w:r>
+      <w:r>
+        <w:rPr>
+          <w:rFonts w:ascii="Consolas" w:hAnsi="Consolas"/>
+          <w:sz w:val="20"/>
+        </w:rPr>
+        <w:t>recordCount=120</w:t>
+      </w:r>
+      <w:r>
+        <w:t xml:space="preserve">, </w:t>
+      </w:r>
+      <w:r>
+        <w:rPr>
+          <w:rFonts w:ascii="Consolas" w:hAnsi="Consolas"/>
+          <w:sz w:val="20"/>
+        </w:rPr>
+        <w:t>progressPct=0</w:t>
+      </w:r>
+      <w:r>
+        <w:t xml:space="preserve">; poll shows </w:t>
+      </w:r>
+      <w:r>
+        <w:rPr>
+          <w:rFonts w:ascii="Consolas" w:hAnsi="Consolas"/>
+          <w:sz w:val="20"/>
+        </w:rPr>
+        <w:t>IN_PROGRESS</w:t>
+      </w:r>
+      <w:r>
+        <w:t xml:space="preserve"> with </w:t>
+      </w:r>
+      <w:r>
+        <w:rPr>
+          <w:rFonts w:ascii="Consolas" w:hAnsi="Consolas"/>
+          <w:sz w:val="20"/>
+        </w:rPr>
+        <w:t>processedCount</w:t>
+      </w:r>
+      <w:r>
+        <w:t xml:space="preserve"> increasing and </w:t>
+      </w:r>
+      <w:r>
+        <w:rPr>
+          <w:rFonts w:ascii="Consolas" w:hAnsi="Consolas"/>
+          <w:sz w:val="20"/>
+        </w:rPr>
+        <w:t>progressPct</w:t>
+      </w:r>
+      <w:r>
+        <w:t xml:space="preserve"> in [0,100] and an </w:t>
+      </w:r>
+      <w:r>
+        <w:rPr>
+          <w:rFonts w:ascii="Consolas" w:hAnsi="Consolas"/>
+          <w:sz w:val="20"/>
+        </w:rPr>
+        <w:t>eta</w:t>
+      </w:r>
+      <w:r>
+        <w:t xml:space="preserve">; terminal </w:t>
+      </w:r>
+      <w:r>
+        <w:rPr>
+          <w:rFonts w:ascii="Consolas" w:hAnsi="Consolas"/>
+          <w:sz w:val="20"/>
+        </w:rPr>
+        <w:t>GET</w:t>
+      </w:r>
+      <w:r>
+        <w:t xml:space="preserve"> shows </w:t>
+      </w:r>
+      <w:r>
+        <w:rPr>
+          <w:rFonts w:ascii="Consolas" w:hAnsi="Consolas"/>
+          <w:sz w:val="20"/>
+        </w:rPr>
+        <w:t>status="COMPLETE"</w:t>
+      </w:r>
+      <w:r>
+        <w:t xml:space="preserve">, </w:t>
+      </w:r>
+      <w:r>
+        <w:rPr>
+          <w:rFonts w:ascii="Consolas" w:hAnsi="Consolas"/>
+          <w:sz w:val="20"/>
+        </w:rPr>
+        <w:t>processedCount=120</w:t>
+      </w:r>
+      <w:r>
+        <w:t xml:space="preserve">, </w:t>
+      </w:r>
+      <w:r>
+        <w:rPr>
+          <w:rFonts w:ascii="Consolas" w:hAnsi="Consolas"/>
+          <w:sz w:val="20"/>
+        </w:rPr>
+        <w:t>progressPct=100.00</w:t>
+      </w:r>
+      <w:r>
+        <w:t>.</w:t>
+      </w:r>
+    </w:p>
+    <w:p>
+      <w:r>
+        <w:rPr>
+          <w:b/>
+        </w:rPr>
+        <w:t>TC-G13-119</w:t>
+      </w:r>
+      <w:r>
+        <w:t xml:space="preserve"> · Traces-to: FR-G13-012 (RECON </w:t>
+      </w:r>
+      <w:r>
+        <w:rPr>
+          <w:rFonts w:ascii="Consolas" w:hAnsi="Consolas"/>
+          <w:sz w:val="20"/>
+        </w:rPr>
+        <w:t>acknowledgement_campaigns</w:t>
+      </w:r>
+      <w:r>
+        <w:t>, create/track) · Type: State-Transition · Priority: P2</w:t>
+      </w:r>
+    </w:p>
+    <w:p>
+      <w:r>
+        <w:rPr>
+          <w:b/>
+        </w:rPr>
+        <w:t>Title:</w:t>
+      </w:r>
+      <w:r>
+        <w:t xml:space="preserve"> Create a policy acknowledgement campaign and track its rollup</w:t>
+      </w:r>
+    </w:p>
+    <w:p>
+      <w:r>
+        <w:rPr>
+          <w:b/>
+        </w:rPr>
+        <w:t>Preconditions:</w:t>
+      </w:r>
+      <w:r>
+        <w:t xml:space="preserve"> </w:t>
+      </w:r>
+      <w:r>
+        <w:rPr>
+          <w:rFonts w:ascii="Consolas" w:hAnsi="Consolas"/>
+          <w:sz w:val="20"/>
+        </w:rPr>
+        <w:t>LIB-1</w:t>
+      </w:r>
+      <w:r>
+        <w:t xml:space="preserve"> in </w:t>
+      </w:r>
+      <w:r>
+        <w:rPr>
+          <w:rFonts w:ascii="Consolas" w:hAnsi="Consolas"/>
+          <w:sz w:val="20"/>
+        </w:rPr>
+        <w:t>TEN-A</w:t>
+      </w:r>
+      <w:r>
+        <w:t>; policy document "Code of Conduct 2026" version 42 vaulted.</w:t>
+      </w:r>
+    </w:p>
+    <w:p>
+      <w:r>
+        <w:rPr>
+          <w:b/>
+        </w:rPr>
+        <w:t>Test data:</w:t>
+      </w:r>
+      <w:r>
+        <w:t xml:space="preserve"> </w:t>
+      </w:r>
+      <w:r>
+        <w:rPr>
+          <w:rFonts w:ascii="Consolas" w:hAnsi="Consolas"/>
+          <w:sz w:val="20"/>
+        </w:rPr>
+        <w:t>POST /acknowledgement-campaigns</w:t>
+      </w:r>
+      <w:r>
+        <w:t xml:space="preserve"> </w:t>
+      </w:r>
+      <w:r>
+        <w:rPr>
+          <w:rFonts w:ascii="Consolas" w:hAnsi="Consolas"/>
+          <w:sz w:val="20"/>
+        </w:rPr>
+        <w:t>{ campaignNo:"ACK/2026/900", name:"Code of Conduct v4.2 (annual refresh)", documentTitle:"Code of Conduct 2026", documentVersionNo:42, purpose:"annual refresh", audienceDescription:"All employees", reminderCadence:"Weekly", escalateAfterSlaTo:"hr_admin", deadline:"2026-08-31" }</w:t>
+      </w:r>
+      <w:r>
+        <w:t xml:space="preserve">, </w:t>
+      </w:r>
+      <w:r>
+        <w:rPr>
+          <w:rFonts w:ascii="Consolas" w:hAnsi="Consolas"/>
+          <w:sz w:val="20"/>
+        </w:rPr>
+        <w:t>Idempotency-Key: K-camp-1</w:t>
+      </w:r>
+      <w:r>
+        <w:t>.</w:t>
+      </w:r>
+    </w:p>
+    <w:p>
+      <w:r>
+        <w:rPr>
+          <w:b/>
+        </w:rPr>
+        <w:t>Steps:</w:t>
+      </w:r>
+      <w:r>
+        <w:t xml:space="preserve"> 1) POST the campaign (status DRAFT). 2) </w:t>
+      </w:r>
+      <w:r>
+        <w:rPr>
+          <w:rFonts w:ascii="Consolas" w:hAnsi="Consolas"/>
+          <w:sz w:val="20"/>
+        </w:rPr>
+        <w:t>GET /acknowledgement-campaigns/{id}:track</w:t>
+      </w:r>
+      <w:r>
+        <w:t>.</w:t>
+      </w:r>
+    </w:p>
+    <w:p>
+      <w:r>
+        <w:rPr>
+          <w:b/>
+        </w:rPr>
+        <w:t>Expected:</w:t>
+      </w:r>
+      <w:r>
+        <w:t xml:space="preserve"> </w:t>
+      </w:r>
+      <w:r>
+        <w:rPr>
+          <w:rFonts w:ascii="Consolas" w:hAnsi="Consolas"/>
+          <w:sz w:val="20"/>
+        </w:rPr>
+        <w:t>201</w:t>
+      </w:r>
+      <w:r>
+        <w:t xml:space="preserve"> with </w:t>
+      </w:r>
+      <w:r>
+        <w:rPr>
+          <w:rFonts w:ascii="Consolas" w:hAnsi="Consolas"/>
+          <w:sz w:val="20"/>
+        </w:rPr>
+        <w:t>campaignNo="ACK/2026/900"</w:t>
+      </w:r>
+      <w:r>
+        <w:t xml:space="preserve">, </w:t>
+      </w:r>
+      <w:r>
+        <w:rPr>
+          <w:rFonts w:ascii="Consolas" w:hAnsi="Consolas"/>
+          <w:sz w:val="20"/>
+        </w:rPr>
+        <w:t>status="DRAFT"</w:t>
+      </w:r>
+      <w:r>
+        <w:t xml:space="preserve">, </w:t>
+      </w:r>
+      <w:r>
+        <w:rPr>
+          <w:rFonts w:ascii="Consolas" w:hAnsi="Consolas"/>
+          <w:sz w:val="20"/>
+        </w:rPr>
+        <w:t>documentVersionNo=42</w:t>
+      </w:r>
+      <w:r>
+        <w:t xml:space="preserve">; track </w:t>
+      </w:r>
+      <w:r>
+        <w:rPr>
+          <w:rFonts w:ascii="Consolas" w:hAnsi="Consolas"/>
+          <w:sz w:val="20"/>
+        </w:rPr>
+        <w:t>200</w:t>
+      </w:r>
+      <w:r>
+        <w:t xml:space="preserve"> returns rollup fields </w:t>
+      </w:r>
+      <w:r>
+        <w:rPr>
+          <w:rFonts w:ascii="Consolas" w:hAnsi="Consolas"/>
+          <w:sz w:val="20"/>
+        </w:rPr>
+        <w:t>assignedCount</w:t>
+      </w:r>
+      <w:r>
+        <w:t>/</w:t>
+      </w:r>
+      <w:r>
+        <w:rPr>
+          <w:rFonts w:ascii="Consolas" w:hAnsi="Consolas"/>
+          <w:sz w:val="20"/>
+        </w:rPr>
+        <w:t>acknowledgedCount</w:t>
+      </w:r>
+      <w:r>
+        <w:t>/</w:t>
+      </w:r>
+      <w:r>
+        <w:rPr>
+          <w:rFonts w:ascii="Consolas" w:hAnsi="Consolas"/>
+          <w:sz w:val="20"/>
+        </w:rPr>
+        <w:t>pendingCount</w:t>
+      </w:r>
+      <w:r>
+        <w:t>/</w:t>
+      </w:r>
+      <w:r>
+        <w:rPr>
+          <w:rFonts w:ascii="Consolas" w:hAnsi="Consolas"/>
+          <w:sz w:val="20"/>
+        </w:rPr>
+        <w:t>overdueCount</w:t>
+      </w:r>
+      <w:r>
+        <w:t xml:space="preserve"> (all consistent, </w:t>
+      </w:r>
+      <w:r>
+        <w:rPr>
+          <w:rFonts w:ascii="Consolas" w:hAnsi="Consolas"/>
+          <w:sz w:val="20"/>
+        </w:rPr>
+        <w:t>acknowledgedCount+pendingCount+overdueCount==assignedCount</w:t>
+      </w:r>
+      <w:r>
+        <w:t>).</w:t>
+      </w:r>
+    </w:p>
+    <w:p>
+      <w:r>
+        <w:rPr>
+          <w:b/>
+        </w:rPr>
+        <w:t>TC-G13-120</w:t>
+      </w:r>
+      <w:r>
+        <w:t xml:space="preserve"> · Traces-to: FR-G13-012 (RECON </w:t>
+      </w:r>
+      <w:r>
+        <w:rPr>
+          <w:rFonts w:ascii="Consolas" w:hAnsi="Consolas"/>
+          <w:sz w:val="20"/>
+        </w:rPr>
+        <w:t>document_acknowledgements</w:t>
+      </w:r>
+      <w:r>
+        <w:t>, DM25 non-repudiation) · Type: Data-Integrity · Priority: P1</w:t>
+      </w:r>
+    </w:p>
+    <w:p>
+      <w:r>
+        <w:rPr>
+          <w:b/>
+        </w:rPr>
+        <w:t>Title:</w:t>
+      </w:r>
+      <w:r>
+        <w:t xml:space="preserve"> Record a policy acknowledgement — non-repudiation snapshot captured, PENDING → ACKNOWLEDGED</w:t>
+      </w:r>
+    </w:p>
+    <w:p>
+      <w:r>
+        <w:rPr>
+          <w:b/>
+        </w:rPr>
+        <w:t>Preconditions:</w:t>
+      </w:r>
+      <w:r>
+        <w:t xml:space="preserve"> campaign </w:t>
+      </w:r>
+      <w:r>
+        <w:rPr>
+          <w:rFonts w:ascii="Consolas" w:hAnsi="Consolas"/>
+          <w:sz w:val="20"/>
+        </w:rPr>
+        <w:t>camp-coc-2026</w:t>
+      </w:r>
+      <w:r>
+        <w:t xml:space="preserve"> ACTIVE; assignment </w:t>
+      </w:r>
+      <w:r>
+        <w:rPr>
+          <w:rFonts w:ascii="Consolas" w:hAnsi="Consolas"/>
+          <w:sz w:val="20"/>
+        </w:rPr>
+        <w:t>ack-3001</w:t>
+      </w:r>
+      <w:r>
+        <w:t xml:space="preserve"> (</w:t>
+      </w:r>
+      <w:r>
+        <w:rPr>
+          <w:rFonts w:ascii="Consolas" w:hAnsi="Consolas"/>
+          <w:sz w:val="20"/>
+        </w:rPr>
+        <w:t>EMP-3001</w:t>
+      </w:r>
+      <w:r>
+        <w:t xml:space="preserve">, PENDING, version 42); per-company </w:t>
+      </w:r>
+      <w:r>
+        <w:rPr>
+          <w:rFonts w:ascii="Consolas" w:hAnsi="Consolas"/>
+          <w:sz w:val="20"/>
+        </w:rPr>
+        <w:t>policy_letter_settings</w:t>
+      </w:r>
+      <w:r>
+        <w:t xml:space="preserve"> sign-off text seeded.</w:t>
+      </w:r>
+    </w:p>
+    <w:p>
+      <w:r>
+        <w:rPr>
+          <w:b/>
+        </w:rPr>
+        <w:t>Test data:</w:t>
+      </w:r>
+      <w:r>
+        <w:t xml:space="preserve"> </w:t>
+      </w:r>
+      <w:r>
+        <w:rPr>
+          <w:rFonts w:ascii="Consolas" w:hAnsi="Consolas"/>
+          <w:sz w:val="20"/>
+        </w:rPr>
+        <w:t>EMP-3001</w:t>
+      </w:r>
+      <w:r>
+        <w:t xml:space="preserve"> </w:t>
+      </w:r>
+      <w:r>
+        <w:rPr>
+          <w:rFonts w:ascii="Consolas" w:hAnsi="Consolas"/>
+          <w:sz w:val="20"/>
+        </w:rPr>
+        <w:t>POST /acknowledgement-campaigns/camp-coc-2026/acknowledgements</w:t>
+      </w:r>
+      <w:r>
+        <w:t xml:space="preserve"> </w:t>
+      </w:r>
+      <w:r>
+        <w:rPr>
+          <w:rFonts w:ascii="Consolas" w:hAnsi="Consolas"/>
+          <w:sz w:val="20"/>
+        </w:rPr>
+        <w:t>{ employeeId:"EMP-3001", documentVersionNo:42, consentTextSnapshot:"I confirm that I have read and understood this document completely and would like to sign off on the document", appVersion:"Chrome/126.0 (macOS)" }</w:t>
+      </w:r>
+      <w:r>
+        <w:t xml:space="preserve">, </w:t>
+      </w:r>
+      <w:r>
+        <w:rPr>
+          <w:rFonts w:ascii="Consolas" w:hAnsi="Consolas"/>
+          <w:sz w:val="20"/>
+        </w:rPr>
+        <w:t>Idempotency-Key: K-ack-1</w:t>
+      </w:r>
+      <w:r>
+        <w:t>.</w:t>
+      </w:r>
+    </w:p>
+    <w:p>
+      <w:r>
+        <w:rPr>
+          <w:b/>
+        </w:rPr>
+        <w:t>Steps:</w:t>
+      </w:r>
+      <w:r>
+        <w:t xml:space="preserve"> 1) </w:t>
+      </w:r>
+      <w:r>
+        <w:rPr>
+          <w:rFonts w:ascii="Consolas" w:hAnsi="Consolas"/>
+          <w:sz w:val="20"/>
+        </w:rPr>
+        <w:t>EMP-3001</w:t>
+      </w:r>
+      <w:r>
+        <w:t xml:space="preserve"> POST the acknowledgement. 2) </w:t>
+      </w:r>
+      <w:r>
+        <w:rPr>
+          <w:rFonts w:ascii="Consolas" w:hAnsi="Consolas"/>
+          <w:sz w:val="20"/>
+        </w:rPr>
+        <w:t>GET /acknowledgement-campaigns/camp-coc-2026/acknowledgements?status=ACKNOWLEDGED</w:t>
+      </w:r>
+      <w:r>
+        <w:t>.</w:t>
+      </w:r>
+    </w:p>
+    <w:p>
+      <w:r>
+        <w:rPr>
+          <w:b/>
+        </w:rPr>
+        <w:t>Expected:</w:t>
+      </w:r>
+      <w:r>
+        <w:t xml:space="preserve"> </w:t>
+      </w:r>
+      <w:r>
+        <w:rPr>
+          <w:rFonts w:ascii="Consolas" w:hAnsi="Consolas"/>
+          <w:sz w:val="20"/>
+        </w:rPr>
+        <w:t>201</w:t>
+      </w:r>
+      <w:r>
+        <w:t xml:space="preserve"> with </w:t>
+      </w:r>
+      <w:r>
+        <w:rPr>
+          <w:rFonts w:ascii="Consolas" w:hAnsi="Consolas"/>
+          <w:sz w:val="20"/>
+        </w:rPr>
+        <w:t>status="ACKNOWLEDGED"</w:t>
+      </w:r>
+      <w:r>
+        <w:t xml:space="preserve">, </w:t>
+      </w:r>
+      <w:r>
+        <w:rPr>
+          <w:rFonts w:ascii="Consolas" w:hAnsi="Consolas"/>
+          <w:sz w:val="20"/>
+        </w:rPr>
+        <w:t>acknowledgedAt</w:t>
+      </w:r>
+      <w:r>
+        <w:t xml:space="preserve"> set, </w:t>
+      </w:r>
+      <w:r>
+        <w:rPr>
+          <w:rFonts w:ascii="Consolas" w:hAnsi="Consolas"/>
+          <w:sz w:val="20"/>
+        </w:rPr>
+        <w:t>documentVersionNo=42</w:t>
+      </w:r>
+      <w:r>
+        <w:t>, and the write-once non-repudiation fields captured (</w:t>
+      </w:r>
+      <w:r>
+        <w:rPr>
+          <w:rFonts w:ascii="Consolas" w:hAnsi="Consolas"/>
+          <w:sz w:val="20"/>
+        </w:rPr>
+        <w:t>consentTextSnapshot</w:t>
+      </w:r>
+      <w:r>
+        <w:t xml:space="preserve">, </w:t>
+      </w:r>
+      <w:r>
+        <w:rPr>
+          <w:rFonts w:ascii="Consolas" w:hAnsi="Consolas"/>
+          <w:sz w:val="20"/>
+        </w:rPr>
+        <w:t>appVersion</w:t>
+      </w:r>
+      <w:r>
+        <w:t xml:space="preserve">, server-captured </w:t>
+      </w:r>
+      <w:r>
+        <w:rPr>
+          <w:rFonts w:ascii="Consolas" w:hAnsi="Consolas"/>
+          <w:sz w:val="20"/>
+        </w:rPr>
+        <w:t>ipAddress</w:t>
+      </w:r>
+      <w:r>
+        <w:t xml:space="preserve">); the row is unique on </w:t>
+      </w:r>
+      <w:r>
+        <w:rPr>
+          <w:rFonts w:ascii="Consolas" w:hAnsi="Consolas"/>
+          <w:sz w:val="20"/>
+        </w:rPr>
+        <w:t>(campaignId, employeeId)</w:t>
+      </w:r>
+      <w:r>
+        <w:t xml:space="preserve">; campaign </w:t>
+      </w:r>
+      <w:r>
+        <w:rPr>
+          <w:rFonts w:ascii="Consolas" w:hAnsi="Consolas"/>
+          <w:sz w:val="20"/>
+        </w:rPr>
+        <w:t>acknowledgedCount</w:t>
+      </w:r>
+      <w:r>
+        <w:t xml:space="preserve"> increments by 1 and </w:t>
+      </w:r>
+      <w:r>
+        <w:rPr>
+          <w:rFonts w:ascii="Consolas" w:hAnsi="Consolas"/>
+          <w:sz w:val="20"/>
+        </w:rPr>
+        <w:t>pendingCount</w:t>
+      </w:r>
+      <w:r>
+        <w:t xml:space="preserve"> decrements by 1; a chained </w:t>
+      </w:r>
+      <w:r>
+        <w:rPr>
+          <w:rFonts w:ascii="Consolas" w:hAnsi="Consolas"/>
+          <w:sz w:val="20"/>
+        </w:rPr>
+        <w:t>document_audit</w:t>
+      </w:r>
+      <w:r>
+        <w:t xml:space="preserve"> row is written on the P05 substrate.</w:t>
+      </w:r>
+    </w:p>
+    <w:p>
+      <w:r>
+        <w:rPr>
+          <w:b/>
+        </w:rPr>
+        <w:t>TC-G13-121</w:t>
+      </w:r>
+      <w:r>
+        <w:t xml:space="preserve"> · Traces-to: FR-G13-012 (RECON, IDOR / own-scope) · Type: Authorization-AccessControl · Priority: P1</w:t>
+      </w:r>
+    </w:p>
+    <w:p>
+      <w:r>
+        <w:rPr>
+          <w:b/>
+        </w:rPr>
+        <w:t>Title:</w:t>
+      </w:r>
+      <w:r>
+        <w:t xml:space="preserve"> An employee cannot acknowledge on behalf of another (IDOR)</w:t>
+      </w:r>
+    </w:p>
+    <w:p>
+      <w:r>
+        <w:rPr>
+          <w:b/>
+        </w:rPr>
+        <w:t>Preconditions:</w:t>
+      </w:r>
+      <w:r>
+        <w:t xml:space="preserve"> assignment </w:t>
+      </w:r>
+      <w:r>
+        <w:rPr>
+          <w:rFonts w:ascii="Consolas" w:hAnsi="Consolas"/>
+          <w:sz w:val="20"/>
+        </w:rPr>
+        <w:t>ack-3002</w:t>
+      </w:r>
+      <w:r>
+        <w:t xml:space="preserve"> belongs to </w:t>
+      </w:r>
+      <w:r>
+        <w:rPr>
+          <w:rFonts w:ascii="Consolas" w:hAnsi="Consolas"/>
+          <w:sz w:val="20"/>
+        </w:rPr>
+        <w:t>EMP-3002</w:t>
+      </w:r>
+      <w:r>
+        <w:t>.</w:t>
+      </w:r>
+    </w:p>
+    <w:p>
+      <w:r>
+        <w:rPr>
+          <w:b/>
+        </w:rPr>
+        <w:t>Test data:</w:t>
+      </w:r>
+      <w:r>
+        <w:t xml:space="preserve"> </w:t>
+      </w:r>
+      <w:r>
+        <w:rPr>
+          <w:rFonts w:ascii="Consolas" w:hAnsi="Consolas"/>
+          <w:sz w:val="20"/>
+        </w:rPr>
+        <w:t>EMP-3001</w:t>
+      </w:r>
+      <w:r>
+        <w:t xml:space="preserve"> </w:t>
+      </w:r>
+      <w:r>
+        <w:rPr>
+          <w:rFonts w:ascii="Consolas" w:hAnsi="Consolas"/>
+          <w:sz w:val="20"/>
+        </w:rPr>
+        <w:t>POST /acknowledgement-campaigns/camp-coc-2026/acknowledgements</w:t>
+      </w:r>
+      <w:r>
+        <w:t xml:space="preserve"> </w:t>
+      </w:r>
+      <w:r>
+        <w:rPr>
+          <w:rFonts w:ascii="Consolas" w:hAnsi="Consolas"/>
+          <w:sz w:val="20"/>
+        </w:rPr>
+        <w:t>{ employeeId:"EMP-3002", documentVersionNo:42, consentTextSnapshot:"…", appVersion:"Chrome/126.0" }</w:t>
+      </w:r>
+      <w:r>
+        <w:t>.</w:t>
+      </w:r>
+    </w:p>
+    <w:p>
+      <w:r>
+        <w:rPr>
+          <w:b/>
+        </w:rPr>
+        <w:t>Steps:</w:t>
+      </w:r>
+      <w:r>
+        <w:t xml:space="preserve"> </w:t>
+      </w:r>
+      <w:r>
+        <w:rPr>
+          <w:rFonts w:ascii="Consolas" w:hAnsi="Consolas"/>
+          <w:sz w:val="20"/>
+        </w:rPr>
+        <w:t>EMP-3001</w:t>
+      </w:r>
+      <w:r>
+        <w:t xml:space="preserve"> POST acknowledging </w:t>
+      </w:r>
+      <w:r>
+        <w:rPr>
+          <w:rFonts w:ascii="Consolas" w:hAnsi="Consolas"/>
+          <w:sz w:val="20"/>
+        </w:rPr>
+        <w:t>EMP-3002</w:t>
+      </w:r>
+      <w:r>
+        <w:t>'s assignment.</w:t>
+      </w:r>
+    </w:p>
+    <w:p>
+      <w:r>
+        <w:rPr>
+          <w:b/>
+        </w:rPr>
+        <w:t>Expected:</w:t>
+      </w:r>
+      <w:r>
+        <w:t xml:space="preserve"> </w:t>
+      </w:r>
+      <w:r>
+        <w:rPr>
+          <w:rFonts w:ascii="Consolas" w:hAnsi="Consolas"/>
+          <w:sz w:val="20"/>
+        </w:rPr>
+        <w:t>403</w:t>
+      </w:r>
+      <w:r>
+        <w:t xml:space="preserve"> </w:t>
+      </w:r>
+      <w:r>
+        <w:rPr>
+          <w:rFonts w:ascii="Consolas" w:hAnsi="Consolas"/>
+          <w:sz w:val="20"/>
+        </w:rPr>
+        <w:t>FORBIDDEN</w:t>
+      </w:r>
+      <w:r>
+        <w:t xml:space="preserve">; </w:t>
+      </w:r>
+      <w:r>
+        <w:rPr>
+          <w:rFonts w:ascii="Consolas" w:hAnsi="Consolas"/>
+          <w:sz w:val="20"/>
+        </w:rPr>
+        <w:t>EMP-3002</w:t>
+      </w:r>
+      <w:r>
+        <w:t xml:space="preserve">'s assignment stays </w:t>
+      </w:r>
+      <w:r>
+        <w:rPr>
+          <w:rFonts w:ascii="Consolas" w:hAnsi="Consolas"/>
+          <w:sz w:val="20"/>
+        </w:rPr>
+        <w:t>PENDING</w:t>
+      </w:r>
+      <w:r>
+        <w:t xml:space="preserve"> with no snapshot written; a DENIED audit row is recorded; existence of the other assignment is never leaked.</w:t>
+      </w:r>
+    </w:p>
+    <w:p>
+      <w:r>
+        <w:rPr>
+          <w:b/>
+        </w:rPr>
+        <w:t>TC-G13-122</w:t>
+      </w:r>
+      <w:r>
+        <w:t xml:space="preserve"> · Traces-to: FR-G13-012 (RECON </w:t>
+      </w:r>
+      <w:r>
+        <w:rPr>
+          <w:rFonts w:ascii="Consolas" w:hAnsi="Consolas"/>
+          <w:sz w:val="20"/>
+        </w:rPr>
+        <w:t>document_acknowledgements</w:t>
+      </w:r>
+      <w:r>
+        <w:t>, write-once) · Type: Negative · Priority: P2</w:t>
+      </w:r>
+    </w:p>
+    <w:p>
+      <w:r>
+        <w:rPr>
+          <w:b/>
+        </w:rPr>
+        <w:t>Title:</w:t>
+      </w:r>
+      <w:r>
+        <w:t xml:space="preserve"> Re-recording an already-acknowledged assignment is rejected (write-once)</w:t>
+      </w:r>
+    </w:p>
+    <w:p>
+      <w:r>
+        <w:rPr>
+          <w:b/>
+        </w:rPr>
+        <w:t>Preconditions:</w:t>
+      </w:r>
+      <w:r>
+        <w:t xml:space="preserve"> assignment </w:t>
+      </w:r>
+      <w:r>
+        <w:rPr>
+          <w:rFonts w:ascii="Consolas" w:hAnsi="Consolas"/>
+          <w:sz w:val="20"/>
+        </w:rPr>
+        <w:t>ack-3001</w:t>
+      </w:r>
+      <w:r>
+        <w:t xml:space="preserve"> already </w:t>
+      </w:r>
+      <w:r>
+        <w:rPr>
+          <w:rFonts w:ascii="Consolas" w:hAnsi="Consolas"/>
+          <w:sz w:val="20"/>
+        </w:rPr>
+        <w:t>ACKNOWLEDGED</w:t>
+      </w:r>
+      <w:r>
+        <w:t xml:space="preserve"> (TC-G13-120).</w:t>
+      </w:r>
+    </w:p>
+    <w:p>
+      <w:r>
+        <w:rPr>
+          <w:b/>
+        </w:rPr>
+        <w:t>Test data:</w:t>
+      </w:r>
+      <w:r>
+        <w:t xml:space="preserve"> </w:t>
+      </w:r>
+      <w:r>
+        <w:rPr>
+          <w:rFonts w:ascii="Consolas" w:hAnsi="Consolas"/>
+          <w:sz w:val="20"/>
+        </w:rPr>
+        <w:t>POST /document-acknowledgements/ack-3001:record</w:t>
+      </w:r>
+      <w:r>
+        <w:t xml:space="preserve"> </w:t>
+      </w:r>
+      <w:r>
+        <w:rPr>
+          <w:rFonts w:ascii="Consolas" w:hAnsi="Consolas"/>
+          <w:sz w:val="20"/>
+        </w:rPr>
+        <w:t>{ consentTextSnapshot:"tampered", appVersion:"curl/8", documentVersionNo:42 }</w:t>
+      </w:r>
+      <w:r>
+        <w:t xml:space="preserve">, </w:t>
+      </w:r>
+      <w:r>
+        <w:rPr>
+          <w:rFonts w:ascii="Consolas" w:hAnsi="Consolas"/>
+          <w:sz w:val="20"/>
+        </w:rPr>
+        <w:t>Idempotency-Key: K-rec-dup</w:t>
+      </w:r>
+      <w:r>
+        <w:t>.</w:t>
+      </w:r>
+    </w:p>
+    <w:p>
+      <w:r>
+        <w:rPr>
+          <w:b/>
+        </w:rPr>
+        <w:t>Steps:</w:t>
+      </w:r>
+      <w:r>
+        <w:t xml:space="preserve"> POST the record action on the already-acknowledged row.</w:t>
+      </w:r>
+    </w:p>
+    <w:p>
+      <w:r>
+        <w:rPr>
+          <w:b/>
+        </w:rPr>
+        <w:t>Expected:</w:t>
+      </w:r>
+      <w:r>
+        <w:t xml:space="preserve"> </w:t>
+      </w:r>
+      <w:r>
+        <w:rPr>
+          <w:rFonts w:ascii="Consolas" w:hAnsi="Consolas"/>
+          <w:sz w:val="20"/>
+        </w:rPr>
+        <w:t>409</w:t>
+      </w:r>
+      <w:r>
+        <w:t xml:space="preserve"> </w:t>
+      </w:r>
+      <w:r>
+        <w:rPr>
+          <w:rFonts w:ascii="Consolas" w:hAnsi="Consolas"/>
+          <w:sz w:val="20"/>
+        </w:rPr>
+        <w:t>CONFLICT</w:t>
+      </w:r>
+      <w:r>
+        <w:t xml:space="preserve">; the original </w:t>
+      </w:r>
+      <w:r>
+        <w:rPr>
+          <w:rFonts w:ascii="Consolas" w:hAnsi="Consolas"/>
+          <w:sz w:val="20"/>
+        </w:rPr>
+        <w:t>consentTextSnapshot</w:t>
+      </w:r>
+      <w:r>
+        <w:t>/</w:t>
+      </w:r>
+      <w:r>
+        <w:rPr>
+          <w:rFonts w:ascii="Consolas" w:hAnsi="Consolas"/>
+          <w:sz w:val="20"/>
+        </w:rPr>
+        <w:t>appVersion</w:t>
+      </w:r>
+      <w:r>
+        <w:t>/</w:t>
+      </w:r>
+      <w:r>
+        <w:rPr>
+          <w:rFonts w:ascii="Consolas" w:hAnsi="Consolas"/>
+          <w:sz w:val="20"/>
+        </w:rPr>
+        <w:t>acknowledgedAt</w:t>
+      </w:r>
+      <w:r>
+        <w:t xml:space="preserve"> are unchanged (snapshot fields are write-once); no audit tamper.</w:t>
+      </w:r>
+    </w:p>
+    <w:p>
+      <w:pPr>
         <w:pStyle w:val="Heading2"/>
       </w:pPr>
       <w:r>
@@ -12119,7 +15101,7 @@
               <w:rPr>
                 <w:sz w:val="18"/>
               </w:rPr>
-              <w:t>TC-G13-009, 010, 011, 012, 013, 014</w:t>
+              <w:t>TC-G13-009, 010, 011, 012, 013, 014, 111, 112</w:t>
             </w:r>
           </w:p>
         </w:tc>
@@ -12447,7 +15429,7 @@
               <w:rPr>
                 <w:sz w:val="18"/>
               </w:rPr>
-              <w:t>TC-G13-061, 062, 063, 064, 065, 066, 109</w:t>
+              <w:t>TC-G13-061, 062, 063, 064, 065, 066, 109, 113, 114, 115, 116, 117, 118</w:t>
             </w:r>
           </w:p>
         </w:tc>
@@ -12529,7 +15511,120 @@
               <w:rPr>
                 <w:sz w:val="18"/>
               </w:rPr>
-              <w:t>TC-G13-070, 071, 072, 073, 074, 108</w:t>
+              <w:t>TC-G13-070, 071, 072, 073, 074, 108, 119, 120, 121, 122</w:t>
+            </w:r>
+          </w:p>
+        </w:tc>
+      </w:tr>
+      <w:tr>
+        <w:tc>
+          <w:tcPr>
+            <w:tcW w:type="dxa" w:w="2880"/>
+          </w:tcPr>
+          <w:p>
+            <w:r>
+              <w:rPr>
+                <w:sz w:val="18"/>
+              </w:rPr>
+              <w:t>RECON v3.2 — Letter/document config, generation &amp; acknowledgements</w:t>
+            </w:r>
+          </w:p>
+        </w:tc>
+        <w:tc>
+          <w:tcPr>
+            <w:tcW w:type="dxa" w:w="2880"/>
+          </w:tcPr>
+          <w:p>
+            <w:r>
+              <w:rPr>
+                <w:rFonts w:ascii="Consolas" w:hAnsi="Consolas"/>
+                <w:sz w:val="18"/>
+              </w:rPr>
+              <w:t>document_categories</w:t>
+            </w:r>
+            <w:r>
+              <w:rPr>
+                <w:sz w:val="18"/>
+              </w:rPr>
+              <w:t xml:space="preserve">(+profile fields), </w:t>
+            </w:r>
+            <w:r>
+              <w:rPr>
+                <w:rFonts w:ascii="Consolas" w:hAnsi="Consolas"/>
+                <w:sz w:val="18"/>
+              </w:rPr>
+              <w:t>merge_field_catalog</w:t>
+            </w:r>
+            <w:r>
+              <w:rPr>
+                <w:sz w:val="18"/>
+              </w:rPr>
+              <w:t xml:space="preserve">, </w:t>
+            </w:r>
+            <w:r>
+              <w:rPr>
+                <w:rFonts w:ascii="Consolas" w:hAnsi="Consolas"/>
+                <w:sz w:val="18"/>
+              </w:rPr>
+              <w:t>letter_generation_requests</w:t>
+            </w:r>
+            <w:r>
+              <w:rPr>
+                <w:sz w:val="18"/>
+              </w:rPr>
+              <w:t xml:space="preserve">, </w:t>
+            </w:r>
+            <w:r>
+              <w:rPr>
+                <w:rFonts w:ascii="Consolas" w:hAnsi="Consolas"/>
+                <w:sz w:val="18"/>
+              </w:rPr>
+              <w:t>bulk_letter_jobs</w:t>
+            </w:r>
+            <w:r>
+              <w:rPr>
+                <w:sz w:val="18"/>
+              </w:rPr>
+              <w:t xml:space="preserve">, </w:t>
+            </w:r>
+            <w:r>
+              <w:rPr>
+                <w:rFonts w:ascii="Consolas" w:hAnsi="Consolas"/>
+                <w:sz w:val="18"/>
+              </w:rPr>
+              <w:t>acknowledgement_campaigns</w:t>
+            </w:r>
+            <w:r>
+              <w:rPr>
+                <w:sz w:val="18"/>
+              </w:rPr>
+              <w:t xml:space="preserve">, </w:t>
+            </w:r>
+            <w:r>
+              <w:rPr>
+                <w:rFonts w:ascii="Consolas" w:hAnsi="Consolas"/>
+                <w:sz w:val="18"/>
+              </w:rPr>
+              <w:t>document_acknowledgements</w:t>
+            </w:r>
+            <w:r>
+              <w:rPr>
+                <w:sz w:val="18"/>
+              </w:rPr>
+              <w:t xml:space="preserve"> (BRD §5.2 E27–E36)</w:t>
+            </w:r>
+          </w:p>
+        </w:tc>
+        <w:tc>
+          <w:tcPr>
+            <w:tcW w:type="dxa" w:w="2880"/>
+          </w:tcPr>
+          <w:p>
+            <w:r>
+              <w:rPr>
+                <w:sz w:val="18"/>
+              </w:rPr>
+              <w:t>TC-G13-111, 112, 113, 114, 115, 116, 117, 118, 119, 120, 121, 122</w:t>
             </w:r>
           </w:p>
         </w:tc>
@@ -13232,7 +16327,7 @@
               <w:rPr>
                 <w:sz w:val="18"/>
               </w:rPr>
-              <w:t>TC-G13-010</w:t>
+              <w:t>TC-G13-010, 116</w:t>
             </w:r>
           </w:p>
         </w:tc>
@@ -14134,7 +17229,7 @@
               <w:rPr>
                 <w:sz w:val="18"/>
               </w:rPr>
-              <w:t>TC-G13-013, 062</w:t>
+              <w:t>TC-G13-013, 062, 117</w:t>
             </w:r>
           </w:p>
         </w:tc>
@@ -14585,7 +17680,7 @@
               <w:rPr>
                 <w:sz w:val="18"/>
               </w:rPr>
-              <w:t>14</w:t>
+              <w:t>16</w:t>
             </w:r>
           </w:p>
         </w:tc>
@@ -14598,7 +17693,7 @@
               <w:rPr>
                 <w:sz w:val="18"/>
               </w:rPr>
-              <w:t>001, 005, 008, 009, 014, 019, 025, 027, 028, 042, 048, 049, 067, 073, 103</w:t>
+              <w:t>001, 005, 008, 009, 014, 019, 025, 027, 028, 042, 048, 049, 067, 073, 103, 111, 113</w:t>
             </w:r>
           </w:p>
         </w:tc>
@@ -14667,7 +17762,7 @@
               <w:rPr>
                 <w:sz w:val="18"/>
               </w:rPr>
-              <w:t>15</w:t>
+              <w:t>20</w:t>
             </w:r>
           </w:p>
         </w:tc>
@@ -14680,7 +17775,7 @@
               <w:rPr>
                 <w:sz w:val="18"/>
               </w:rPr>
-              <w:t>002, 004, 010, 013, 016, 017, 021, 022, 026, 056, 062, 065, 069, 075, 090</w:t>
+              <w:t>002, 004, 010, 013, 016, 017, 021, 022, 026, 056, 062, 065, 069, 075, 090, 112, 114, 116, 117, 122</w:t>
             </w:r>
           </w:p>
         </w:tc>
@@ -14708,7 +17803,7 @@
               <w:rPr>
                 <w:sz w:val="18"/>
               </w:rPr>
-              <w:t>14</w:t>
+              <w:t>15</w:t>
             </w:r>
           </w:p>
         </w:tc>
@@ -14721,7 +17816,7 @@
               <w:rPr>
                 <w:sz w:val="18"/>
               </w:rPr>
-              <w:t>011, 023, 032, 033, 036, 038(func-adjacent), 043, 046, 052, 053, 057, 078, 087, 092, 096</w:t>
+              <w:t>011, 023, 032, 033, 036, 038(func-adjacent), 043, 046, 052, 053, 057, 078, 087, 092, 096, 121</w:t>
             </w:r>
           </w:p>
         </w:tc>
@@ -14790,7 +17885,7 @@
               <w:rPr>
                 <w:sz w:val="18"/>
               </w:rPr>
-              <w:t>11</w:t>
+              <w:t>13</w:t>
             </w:r>
           </w:p>
         </w:tc>
@@ -14803,7 +17898,7 @@
               <w:rPr>
                 <w:sz w:val="18"/>
               </w:rPr>
-              <w:t>012, 018, 020, 039, 050, 051, 054, 061, 066, 091, 093, 098, 100, 106</w:t>
+              <w:t>012, 018, 020, 039, 050, 051, 054, 061, 066, 091, 093, 098, 100, 106, 118, 119</w:t>
             </w:r>
           </w:p>
         </w:tc>
@@ -14831,7 +17926,7 @@
               <w:rPr>
                 <w:sz w:val="18"/>
               </w:rPr>
-              <w:t>13</w:t>
+              <w:t>14</w:t>
             </w:r>
           </w:p>
         </w:tc>
@@ -14844,7 +17939,7 @@
               <w:rPr>
                 <w:sz w:val="18"/>
               </w:rPr>
-              <w:t>006, 024, 037, 055, 058, 070, 071, 074, 081, 083, 084, 085, 086, 099, 104, 107, 110</w:t>
+              <w:t>006, 024, 037, 055, 058, 070, 071, 074, 081, 083, 084, 085, 086, 099, 104, 107, 110, 120</w:t>
             </w:r>
           </w:p>
         </w:tc>
@@ -14913,7 +18008,7 @@
               <w:rPr>
                 <w:sz w:val="18"/>
               </w:rPr>
-              <w:t>4</w:t>
+              <w:t>5</w:t>
             </w:r>
           </w:p>
         </w:tc>
@@ -14926,7 +18021,7 @@
               <w:rPr>
                 <w:sz w:val="18"/>
               </w:rPr>
-              <w:t>059, 095, 108, 109</w:t>
+              <w:t>059, 095, 108, 109, 115</w:t>
             </w:r>
           </w:p>
         </w:tc>
@@ -14938,7 +18033,7 @@
         <w:pStyle w:val="IntenseQuote"/>
       </w:pPr>
       <w:r>
-        <w:t>Note: several cases legitimately carry a dominant type above; where a case exercises two concerns (e.g., an authorization denial that must also be audited), it is counted under its primary declared Type. Total distinct cases = 90.</w:t>
+        <w:t>Note: several cases legitimately carry a dominant type above; where a case exercises two concerns (e.g., an authorization denial that must also be audited), it is counted under its primary declared Type. Total distinct cases = 122 (110 base + 12 RECON v3.2).</w:t>
       </w:r>
     </w:p>
     <w:p>
@@ -15052,7 +18147,7 @@
               <w:rPr>
                 <w:sz w:val="18"/>
               </w:rPr>
-              <w:t>55</w:t>
+              <w:t>60</w:t>
             </w:r>
           </w:p>
         </w:tc>
@@ -15093,7 +18188,7 @@
               <w:rPr>
                 <w:sz w:val="18"/>
               </w:rPr>
-              <w:t>27</w:t>
+              <w:t>33</w:t>
             </w:r>
           </w:p>
         </w:tc>
@@ -15134,7 +18229,7 @@
               <w:rPr>
                 <w:sz w:val="18"/>
               </w:rPr>
-              <w:t>8</w:t>
+              <w:t>9</w:t>
             </w:r>
           </w:p>
         </w:tc>
@@ -15222,7 +18317,7 @@
               <w:rPr>
                 <w:sz w:val="18"/>
               </w:rPr>
-              <w:t>90</w:t>
+              <w:t>122</w:t>
             </w:r>
           </w:p>
         </w:tc>
@@ -15250,7 +18345,7 @@
               <w:rPr>
                 <w:sz w:val="18"/>
               </w:rPr>
-              <w:t>21 of 21 (100%, 0 gaps)</w:t>
+              <w:t>21 of 21 (100%, 0 gaps) + RECON v3.2 letter/config/acknowledgement surface (TC-G13-111…122)</w:t>
             </w:r>
           </w:p>
         </w:tc>
